--- a/DB/재정부/FIN_재정부매뉴얼_201-203_사랑과평안의교회.docx
+++ b/DB/재정부/FIN_재정부매뉴얼_201-203_사랑과평안의교회.docx
@@ -33,9 +33,6 @@
     </w:p>
     <w:p>
       <w:pPr>
-        <w:pBdr>
-          <w:bottom w:val="single" w:color="C8714A" w:sz="6"/>
-        </w:pBdr>
         <w:spacing w:after="80" w:before="0"/>
         <w:jc w:val="center"/>
       </w:pPr>
@@ -138,7 +135,7 @@
               <w:bottom w:val="single" w:color="B0C8E0" w:sz="4"/>
               <w:right w:val="single" w:color="B0C8E0" w:sz="4"/>
             </w:tcBorders>
-            <w:shd w:fill="EAF1F8" w:val="clear"/>
+            <w:shd w:fill="FFFFFF" w:val="clear"/>
             <w:tcMar>
               <w:top w:type="dxa" w:w="80"/>
               <w:left w:type="dxa" w:w="160"/>
@@ -202,7 +199,7 @@
               <w:bottom w:val="single" w:color="B0C8E0" w:sz="4"/>
               <w:right w:val="single" w:color="B0C8E0" w:sz="4"/>
             </w:tcBorders>
-            <w:shd w:fill="EAF1F8" w:val="clear"/>
+            <w:shd w:fill="FFFFFF" w:val="clear"/>
             <w:tcMar>
               <w:top w:type="dxa" w:w="80"/>
               <w:left w:type="dxa" w:w="160"/>
@@ -266,7 +263,7 @@
               <w:bottom w:val="single" w:color="B0C8E0" w:sz="4"/>
               <w:right w:val="single" w:color="B0C8E0" w:sz="4"/>
             </w:tcBorders>
-            <w:shd w:fill="EAF1F8" w:val="clear"/>
+            <w:shd w:fill="FFFFFF" w:val="clear"/>
             <w:tcMar>
               <w:top w:type="dxa" w:w="80"/>
               <w:left w:type="dxa" w:w="160"/>
@@ -330,7 +327,7 @@
               <w:bottom w:val="single" w:color="B0C8E0" w:sz="4"/>
               <w:right w:val="single" w:color="B0C8E0" w:sz="4"/>
             </w:tcBorders>
-            <w:shd w:fill="EAF1F8" w:val="clear"/>
+            <w:shd w:fill="FFFFFF" w:val="clear"/>
             <w:tcMar>
               <w:top w:type="dxa" w:w="80"/>
               <w:left w:type="dxa" w:w="160"/>
@@ -394,7 +391,7 @@
               <w:bottom w:val="single" w:color="B0C8E0" w:sz="4"/>
               <w:right w:val="single" w:color="B0C8E0" w:sz="4"/>
             </w:tcBorders>
-            <w:shd w:fill="EAF1F8" w:val="clear"/>
+            <w:shd w:fill="FFFFFF" w:val="clear"/>
             <w:tcMar>
               <w:top w:type="dxa" w:w="80"/>
               <w:left w:type="dxa" w:w="160"/>
@@ -443,7 +440,7 @@
                 <w:sz w:val="18"/>
                 <w:szCs w:val="18"/>
               </w:rPr>
-              <w:t xml:space="preserve">—</w:t>
+              <w:t>말미 [개정 이력] 표 참조</w:t>
             </w:r>
           </w:p>
         </w:tc>
@@ -486,11 +483,304 @@
       </w:r>
     </w:p>
     <w:p>
-      <w:pPr>
-        <w:pBdr>
-          <w:bottom w:val="single" w:color="C8714A" w:sz="8"/>
-        </w:pBdr>
-        <w:shd w:fill="1A3A5C" w:val="clear"/>
+      <w:r>
+        <w:rPr>
+          <w:rFonts w:ascii="맑은 고딕" w:hAnsi="맑은 고딕"/>
+          <w:b/>
+          <w:color w:val="1A3A5C"/>
+          <w:sz w:val="26"/>
+        </w:rPr>
+        <w:t>■ 재정부 제출 업무 총괄  Duties Overview</w:t>
+      </w:r>
+    </w:p>
+    <w:p>
+      <w:r>
+        <w:rPr>
+          <w:rFonts w:ascii="맑은 고딕" w:hAnsi="맑은 고딕"/>
+          <w:sz w:val="22"/>
+        </w:rPr>
+        <w:t>아래 표는 재정부가 제출한 업무 현황을 반영한 것이다. 세부 운영 지침은 제1장 이하 각 조에서 정한다.</w:t>
+      </w:r>
+    </w:p>
+    <w:tbl>
+      <w:tblPr>
+        <w:tblW w:type="auto" w:w="0"/>
+        <w:tblLook w:firstColumn="1" w:firstRow="1" w:lastColumn="0" w:lastRow="0" w:noHBand="0" w:noVBand="1" w:val="04A0"/>
+        <w:tblBorders>
+          <w:top w:val="single" w:sz="4" w:space="0" w:color="C0D4EC"/>
+          <w:left w:val="single" w:sz="4" w:space="0" w:color="C0D4EC"/>
+          <w:bottom w:val="single" w:sz="4" w:space="0" w:color="C0D4EC"/>
+          <w:right w:val="single" w:sz="4" w:space="0" w:color="C0D4EC"/>
+          <w:insideH w:val="single" w:sz="4" w:space="0" w:color="C0D4EC"/>
+          <w:insideV w:val="single" w:sz="4" w:space="0" w:color="C0D4EC"/>
+        </w:tblBorders>
+      </w:tblPr>
+      <w:tblGrid>
+        <w:gridCol w:w="3023"/>
+        <w:gridCol w:w="3023"/>
+        <w:gridCol w:w="3023"/>
+      </w:tblGrid>
+      <w:tr>
+        <w:tc>
+          <w:tcPr>
+            <w:tcW w:type="dxa" w:w="3023"/>
+            <w:shd w:val="clear" w:fill="FFFFFF"/>
+          </w:tcPr>
+          <w:p>
+            <w:r/>
+            <w:r>
+              <w:rPr>
+                <w:rFonts w:ascii="맑은 고딕" w:hAnsi="맑은 고딕"/>
+                <w:b/>
+                <w:color w:val="1A1A1A"/>
+                <w:sz w:val="20"/>
+              </w:rPr>
+              <w:t>업무명</w:t>
+            </w:r>
+          </w:p>
+        </w:tc>
+        <w:tc>
+          <w:tcPr>
+            <w:tcW w:type="dxa" w:w="3023"/>
+            <w:shd w:val="clear" w:fill="FFFFFF"/>
+          </w:tcPr>
+          <w:p>
+            <w:r/>
+            <w:r>
+              <w:rPr>
+                <w:rFonts w:ascii="맑은 고딕" w:hAnsi="맑은 고딕"/>
+                <w:b/>
+                <w:color w:val="1A1A1A"/>
+                <w:sz w:val="20"/>
+              </w:rPr>
+              <w:t>주기</w:t>
+            </w:r>
+          </w:p>
+        </w:tc>
+        <w:tc>
+          <w:tcPr>
+            <w:tcW w:type="dxa" w:w="3023"/>
+            <w:shd w:val="clear" w:fill="FFFFFF"/>
+          </w:tcPr>
+          <w:p>
+            <w:r/>
+            <w:r>
+              <w:rPr>
+                <w:rFonts w:ascii="맑은 고딕" w:hAnsi="맑은 고딕"/>
+                <w:b/>
+                <w:color w:val="1A1A1A"/>
+                <w:sz w:val="20"/>
+              </w:rPr>
+              <w:t>예산</w:t>
+            </w:r>
+          </w:p>
+        </w:tc>
+      </w:tr>
+      <w:tr>
+        <w:tc>
+          <w:tcPr>
+            <w:tcW w:type="dxa" w:w="3023"/>
+          </w:tcPr>
+          <w:p>
+            <w:r/>
+            <w:r>
+              <w:rPr>
+                <w:rFonts w:ascii="맑은 고딕" w:hAnsi="맑은 고딕"/>
+                <w:b w:val="0"/>
+                <w:sz w:val="20"/>
+              </w:rPr>
+              <w:t>헌금 수납 및 정산</w:t>
+            </w:r>
+          </w:p>
+        </w:tc>
+        <w:tc>
+          <w:tcPr>
+            <w:tcW w:type="dxa" w:w="3023"/>
+          </w:tcPr>
+          <w:p>
+            <w:r/>
+            <w:r>
+              <w:rPr>
+                <w:rFonts w:ascii="맑은 고딕" w:hAnsi="맑은 고딕"/>
+                <w:b w:val="0"/>
+                <w:sz w:val="20"/>
+              </w:rPr>
+              <w:t>매주</w:t>
+            </w:r>
+          </w:p>
+        </w:tc>
+        <w:tc>
+          <w:tcPr>
+            <w:tcW w:type="dxa" w:w="3023"/>
+          </w:tcPr>
+          <w:p>
+            <w:r/>
+            <w:r>
+              <w:rPr>
+                <w:rFonts w:ascii="맑은 고딕" w:hAnsi="맑은 고딕"/>
+                <w:b w:val="0"/>
+                <w:sz w:val="20"/>
+              </w:rPr>
+              <w:t>—</w:t>
+            </w:r>
+          </w:p>
+        </w:tc>
+      </w:tr>
+      <w:tr>
+        <w:tc>
+          <w:tcPr>
+            <w:tcW w:type="dxa" w:w="3023"/>
+          </w:tcPr>
+          <w:p>
+            <w:r/>
+            <w:r>
+              <w:rPr>
+                <w:rFonts w:ascii="맑은 고딕" w:hAnsi="맑은 고딕"/>
+                <w:b w:val="0"/>
+                <w:sz w:val="20"/>
+              </w:rPr>
+              <w:t>지출 관리</w:t>
+            </w:r>
+          </w:p>
+        </w:tc>
+        <w:tc>
+          <w:tcPr>
+            <w:tcW w:type="dxa" w:w="3023"/>
+          </w:tcPr>
+          <w:p>
+            <w:r/>
+            <w:r>
+              <w:rPr>
+                <w:rFonts w:ascii="맑은 고딕" w:hAnsi="맑은 고딕"/>
+                <w:b w:val="0"/>
+                <w:sz w:val="20"/>
+              </w:rPr>
+              <w:t>매주</w:t>
+            </w:r>
+          </w:p>
+        </w:tc>
+        <w:tc>
+          <w:tcPr>
+            <w:tcW w:type="dxa" w:w="3023"/>
+          </w:tcPr>
+          <w:p>
+            <w:r/>
+            <w:r>
+              <w:rPr>
+                <w:rFonts w:ascii="맑은 고딕" w:hAnsi="맑은 고딕"/>
+                <w:b w:val="0"/>
+                <w:sz w:val="20"/>
+              </w:rPr>
+              <w:t>—</w:t>
+            </w:r>
+          </w:p>
+        </w:tc>
+      </w:tr>
+      <w:tr>
+        <w:tc>
+          <w:tcPr>
+            <w:tcW w:type="dxa" w:w="3023"/>
+          </w:tcPr>
+          <w:p>
+            <w:r/>
+            <w:r>
+              <w:rPr>
+                <w:rFonts w:ascii="맑은 고딕" w:hAnsi="맑은 고딕"/>
+                <w:b w:val="0"/>
+                <w:sz w:val="20"/>
+              </w:rPr>
+              <w:t>재정 감사</w:t>
+            </w:r>
+          </w:p>
+        </w:tc>
+        <w:tc>
+          <w:tcPr>
+            <w:tcW w:type="dxa" w:w="3023"/>
+          </w:tcPr>
+          <w:p>
+            <w:r/>
+            <w:r>
+              <w:rPr>
+                <w:rFonts w:ascii="맑은 고딕" w:hAnsi="맑은 고딕"/>
+                <w:b w:val="0"/>
+                <w:sz w:val="20"/>
+              </w:rPr>
+              <w:t>분기</w:t>
+            </w:r>
+          </w:p>
+        </w:tc>
+        <w:tc>
+          <w:tcPr>
+            <w:tcW w:type="dxa" w:w="3023"/>
+          </w:tcPr>
+          <w:p>
+            <w:r/>
+            <w:r>
+              <w:rPr>
+                <w:rFonts w:ascii="맑은 고딕" w:hAnsi="맑은 고딕"/>
+                <w:b w:val="0"/>
+                <w:sz w:val="20"/>
+              </w:rPr>
+              <w:t>—</w:t>
+            </w:r>
+          </w:p>
+        </w:tc>
+      </w:tr>
+      <w:tr>
+        <w:tc>
+          <w:tcPr>
+            <w:tcW w:type="dxa" w:w="3023"/>
+          </w:tcPr>
+          <w:p>
+            <w:r/>
+            <w:r>
+              <w:rPr>
+                <w:rFonts w:ascii="맑은 고딕" w:hAnsi="맑은 고딕"/>
+                <w:b w:val="0"/>
+                <w:sz w:val="20"/>
+              </w:rPr>
+              <w:t>재건축 대출 업무 지원</w:t>
+            </w:r>
+          </w:p>
+        </w:tc>
+        <w:tc>
+          <w:tcPr>
+            <w:tcW w:type="dxa" w:w="3023"/>
+          </w:tcPr>
+          <w:p>
+            <w:r/>
+            <w:r>
+              <w:rPr>
+                <w:rFonts w:ascii="맑은 고딕" w:hAnsi="맑은 고딕"/>
+                <w:b w:val="0"/>
+                <w:sz w:val="20"/>
+              </w:rPr>
+              <w:t>수시</w:t>
+            </w:r>
+          </w:p>
+        </w:tc>
+        <w:tc>
+          <w:tcPr>
+            <w:tcW w:type="dxa" w:w="3023"/>
+          </w:tcPr>
+          <w:p>
+            <w:r/>
+            <w:r>
+              <w:rPr>
+                <w:rFonts w:ascii="맑은 고딕" w:hAnsi="맑은 고딕"/>
+                <w:b w:val="0"/>
+                <w:sz w:val="20"/>
+              </w:rPr>
+              <w:t>—</w:t>
+            </w:r>
+          </w:p>
+        </w:tc>
+      </w:tr>
+    </w:tbl>
+    <w:p/>
+    <w:p>
+      <w:pPr>
+        <w:shd w:fill="FFFFFF" w:val="clear"/>
         <w:spacing w:after="200" w:before="440"/>
         <w:jc w:val="center"/>
       </w:pPr>
@@ -499,7 +789,7 @@
           <w:rFonts w:ascii="맑은 고딕" w:cs="맑은 고딕" w:eastAsia="맑은 고딕" w:hAnsi="맑은 고딕"/>
           <w:b/>
           <w:bCs/>
-          <w:color w:val="FFFFFF"/>
+          <w:color w:val="1A1A1A"/>
           <w:sz w:val="27"/>
           <w:szCs w:val="27"/>
         </w:rPr>
@@ -531,9 +821,6 @@
     </w:p>
     <w:p>
       <w:pPr>
-        <w:pBdr>
-          <w:left w:val="single" w:color="C8714A" w:sz="12"/>
-        </w:pBdr>
         <w:spacing w:after="60" w:before="260"/>
         <w:ind w:left="180"/>
       </w:pPr>
@@ -581,9 +868,6 @@
     </w:p>
     <w:p>
       <w:pPr>
-        <w:pBdr>
-          <w:left w:val="single" w:color="C8714A" w:sz="12"/>
-        </w:pBdr>
         <w:spacing w:after="60" w:before="260"/>
         <w:ind w:left="180"/>
       </w:pPr>
@@ -663,10 +947,7 @@
     </w:p>
     <w:p>
       <w:pPr>
-        <w:pBdr>
-          <w:bottom w:val="single" w:color="C8714A" w:sz="8"/>
-        </w:pBdr>
-        <w:shd w:fill="1A3A5C" w:val="clear"/>
+        <w:shd w:fill="FFFFFF" w:val="clear"/>
         <w:spacing w:after="200" w:before="440"/>
         <w:jc w:val="center"/>
       </w:pPr>
@@ -675,7 +956,7 @@
           <w:rFonts w:ascii="맑은 고딕" w:cs="맑은 고딕" w:eastAsia="맑은 고딕" w:hAnsi="맑은 고딕"/>
           <w:b/>
           <w:bCs/>
-          <w:color w:val="FFFFFF"/>
+          <w:color w:val="1A1A1A"/>
           <w:sz w:val="27"/>
           <w:szCs w:val="27"/>
         </w:rPr>
@@ -707,9 +988,6 @@
     </w:p>
     <w:p>
       <w:pPr>
-        <w:pBdr>
-          <w:left w:val="single" w:color="C8714A" w:sz="12"/>
-        </w:pBdr>
         <w:spacing w:after="60" w:before="260"/>
         <w:ind w:left="180"/>
       </w:pPr>
@@ -767,7 +1045,7 @@
               <w:bottom w:val="single" w:color="B0C8E0" w:sz="4"/>
               <w:right w:val="single" w:color="B0C8E0" w:sz="4"/>
             </w:tcBorders>
-            <w:shd w:fill="1A3A5C" w:val="clear"/>
+            <w:shd w:fill="FFFFFF" w:val="clear"/>
             <w:tcMar>
               <w:top w:type="dxa" w:w="80"/>
               <w:left w:type="dxa" w:w="100"/>
@@ -784,7 +1062,7 @@
                 <w:rFonts w:ascii="맑은 고딕" w:cs="맑은 고딕" w:eastAsia="맑은 고딕" w:hAnsi="맑은 고딕"/>
                 <w:b/>
                 <w:bCs/>
-                <w:color w:val="FFFFFF"/>
+                <w:color w:val="1A1A1A"/>
                 <w:sz w:val="17"/>
                 <w:szCs w:val="17"/>
               </w:rPr>
@@ -801,7 +1079,7 @@
               <w:bottom w:val="single" w:color="B0C8E0" w:sz="4"/>
               <w:right w:val="single" w:color="B0C8E0" w:sz="4"/>
             </w:tcBorders>
-            <w:shd w:fill="1A3A5C" w:val="clear"/>
+            <w:shd w:fill="FFFFFF" w:val="clear"/>
             <w:tcMar>
               <w:top w:type="dxa" w:w="80"/>
               <w:left w:type="dxa" w:w="100"/>
@@ -818,7 +1096,7 @@
                 <w:rFonts w:ascii="맑은 고딕" w:cs="맑은 고딕" w:eastAsia="맑은 고딕" w:hAnsi="맑은 고딕"/>
                 <w:b/>
                 <w:bCs/>
-                <w:color w:val="FFFFFF"/>
+                <w:color w:val="1A1A1A"/>
                 <w:sz w:val="17"/>
                 <w:szCs w:val="17"/>
               </w:rPr>
@@ -835,7 +1113,7 @@
               <w:bottom w:val="single" w:color="B0C8E0" w:sz="4"/>
               <w:right w:val="single" w:color="B0C8E0" w:sz="4"/>
             </w:tcBorders>
-            <w:shd w:fill="1A3A5C" w:val="clear"/>
+            <w:shd w:fill="FFFFFF" w:val="clear"/>
             <w:tcMar>
               <w:top w:type="dxa" w:w="80"/>
               <w:left w:type="dxa" w:w="100"/>
@@ -852,7 +1130,7 @@
                 <w:rFonts w:ascii="맑은 고딕" w:cs="맑은 고딕" w:eastAsia="맑은 고딕" w:hAnsi="맑은 고딕"/>
                 <w:b/>
                 <w:bCs/>
-                <w:color w:val="FFFFFF"/>
+                <w:color w:val="1A1A1A"/>
                 <w:sz w:val="17"/>
                 <w:szCs w:val="17"/>
               </w:rPr>
@@ -869,7 +1147,7 @@
               <w:bottom w:val="single" w:color="B0C8E0" w:sz="4"/>
               <w:right w:val="single" w:color="B0C8E0" w:sz="4"/>
             </w:tcBorders>
-            <w:shd w:fill="1A3A5C" w:val="clear"/>
+            <w:shd w:fill="FFFFFF" w:val="clear"/>
             <w:tcMar>
               <w:top w:type="dxa" w:w="80"/>
               <w:left w:type="dxa" w:w="100"/>
@@ -886,7 +1164,7 @@
                 <w:rFonts w:ascii="맑은 고딕" w:cs="맑은 고딕" w:eastAsia="맑은 고딕" w:hAnsi="맑은 고딕"/>
                 <w:b/>
                 <w:bCs/>
-                <w:color w:val="FFFFFF"/>
+                <w:color w:val="1A1A1A"/>
                 <w:sz w:val="17"/>
                 <w:szCs w:val="17"/>
               </w:rPr>
@@ -905,7 +1183,7 @@
               <w:bottom w:val="single" w:color="B0C8E0" w:sz="4"/>
               <w:right w:val="single" w:color="B0C8E0" w:sz="4"/>
             </w:tcBorders>
-            <w:shd w:fill="EAF1F8" w:val="clear"/>
+            <w:shd w:fill="FFFFFF" w:val="clear"/>
             <w:tcMar>
               <w:top w:type="dxa" w:w="70"/>
               <w:left w:type="dxa" w:w="100"/>
@@ -939,7 +1217,7 @@
               <w:bottom w:val="single" w:color="B0C8E0" w:sz="4"/>
               <w:right w:val="single" w:color="B0C8E0" w:sz="4"/>
             </w:tcBorders>
-            <w:shd w:fill="EAF1F8" w:val="clear"/>
+            <w:shd w:fill="FFFFFF" w:val="clear"/>
             <w:tcMar>
               <w:top w:type="dxa" w:w="70"/>
               <w:left w:type="dxa" w:w="100"/>
@@ -973,7 +1251,7 @@
               <w:bottom w:val="single" w:color="B0C8E0" w:sz="4"/>
               <w:right w:val="single" w:color="B0C8E0" w:sz="4"/>
             </w:tcBorders>
-            <w:shd w:fill="EAF1F8" w:val="clear"/>
+            <w:shd w:fill="FFFFFF" w:val="clear"/>
             <w:tcMar>
               <w:top w:type="dxa" w:w="70"/>
               <w:left w:type="dxa" w:w="100"/>
@@ -1007,7 +1285,7 @@
               <w:bottom w:val="single" w:color="B0C8E0" w:sz="4"/>
               <w:right w:val="single" w:color="B0C8E0" w:sz="4"/>
             </w:tcBorders>
-            <w:shd w:fill="EAF1F8" w:val="clear"/>
+            <w:shd w:fill="FFFFFF" w:val="clear"/>
             <w:tcMar>
               <w:top w:type="dxa" w:w="70"/>
               <w:left w:type="dxa" w:w="100"/>
@@ -1181,7 +1459,7 @@
               <w:bottom w:val="single" w:color="B0C8E0" w:sz="4"/>
               <w:right w:val="single" w:color="B0C8E0" w:sz="4"/>
             </w:tcBorders>
-            <w:shd w:fill="EAF1F8" w:val="clear"/>
+            <w:shd w:fill="FFFFFF" w:val="clear"/>
             <w:tcMar>
               <w:top w:type="dxa" w:w="70"/>
               <w:left w:type="dxa" w:w="100"/>
@@ -1215,7 +1493,7 @@
               <w:bottom w:val="single" w:color="B0C8E0" w:sz="4"/>
               <w:right w:val="single" w:color="B0C8E0" w:sz="4"/>
             </w:tcBorders>
-            <w:shd w:fill="EAF1F8" w:val="clear"/>
+            <w:shd w:fill="FFFFFF" w:val="clear"/>
             <w:tcMar>
               <w:top w:type="dxa" w:w="70"/>
               <w:left w:type="dxa" w:w="100"/>
@@ -1249,7 +1527,7 @@
               <w:bottom w:val="single" w:color="B0C8E0" w:sz="4"/>
               <w:right w:val="single" w:color="B0C8E0" w:sz="4"/>
             </w:tcBorders>
-            <w:shd w:fill="EAF1F8" w:val="clear"/>
+            <w:shd w:fill="FFFFFF" w:val="clear"/>
             <w:tcMar>
               <w:top w:type="dxa" w:w="70"/>
               <w:left w:type="dxa" w:w="100"/>
@@ -1283,7 +1561,7 @@
               <w:bottom w:val="single" w:color="B0C8E0" w:sz="4"/>
               <w:right w:val="single" w:color="B0C8E0" w:sz="4"/>
             </w:tcBorders>
-            <w:shd w:fill="EAF1F8" w:val="clear"/>
+            <w:shd w:fill="FFFFFF" w:val="clear"/>
             <w:tcMar>
               <w:top w:type="dxa" w:w="70"/>
               <w:left w:type="dxa" w:w="100"/>
@@ -1457,7 +1735,7 @@
               <w:bottom w:val="single" w:color="B0C8E0" w:sz="4"/>
               <w:right w:val="single" w:color="B0C8E0" w:sz="4"/>
             </w:tcBorders>
-            <w:shd w:fill="EAF1F8" w:val="clear"/>
+            <w:shd w:fill="FFFFFF" w:val="clear"/>
             <w:tcMar>
               <w:top w:type="dxa" w:w="70"/>
               <w:left w:type="dxa" w:w="100"/>
@@ -1491,7 +1769,7 @@
               <w:bottom w:val="single" w:color="B0C8E0" w:sz="4"/>
               <w:right w:val="single" w:color="B0C8E0" w:sz="4"/>
             </w:tcBorders>
-            <w:shd w:fill="EAF1F8" w:val="clear"/>
+            <w:shd w:fill="FFFFFF" w:val="clear"/>
             <w:tcMar>
               <w:top w:type="dxa" w:w="70"/>
               <w:left w:type="dxa" w:w="100"/>
@@ -1525,7 +1803,7 @@
               <w:bottom w:val="single" w:color="B0C8E0" w:sz="4"/>
               <w:right w:val="single" w:color="B0C8E0" w:sz="4"/>
             </w:tcBorders>
-            <w:shd w:fill="EAF1F8" w:val="clear"/>
+            <w:shd w:fill="FFFFFF" w:val="clear"/>
             <w:tcMar>
               <w:top w:type="dxa" w:w="70"/>
               <w:left w:type="dxa" w:w="100"/>
@@ -1559,7 +1837,7 @@
               <w:bottom w:val="single" w:color="B0C8E0" w:sz="4"/>
               <w:right w:val="single" w:color="B0C8E0" w:sz="4"/>
             </w:tcBorders>
-            <w:shd w:fill="EAF1F8" w:val="clear"/>
+            <w:shd w:fill="FFFFFF" w:val="clear"/>
             <w:tcMar>
               <w:top w:type="dxa" w:w="70"/>
               <w:left w:type="dxa" w:w="100"/>
@@ -1733,7 +2011,7 @@
               <w:bottom w:val="single" w:color="B0C8E0" w:sz="4"/>
               <w:right w:val="single" w:color="B0C8E0" w:sz="4"/>
             </w:tcBorders>
-            <w:shd w:fill="EAF1F8" w:val="clear"/>
+            <w:shd w:fill="FFFFFF" w:val="clear"/>
             <w:tcMar>
               <w:top w:type="dxa" w:w="70"/>
               <w:left w:type="dxa" w:w="100"/>
@@ -1767,7 +2045,7 @@
               <w:bottom w:val="single" w:color="B0C8E0" w:sz="4"/>
               <w:right w:val="single" w:color="B0C8E0" w:sz="4"/>
             </w:tcBorders>
-            <w:shd w:fill="EAF1F8" w:val="clear"/>
+            <w:shd w:fill="FFFFFF" w:val="clear"/>
             <w:tcMar>
               <w:top w:type="dxa" w:w="70"/>
               <w:left w:type="dxa" w:w="100"/>
@@ -1801,7 +2079,7 @@
               <w:bottom w:val="single" w:color="B0C8E0" w:sz="4"/>
               <w:right w:val="single" w:color="B0C8E0" w:sz="4"/>
             </w:tcBorders>
-            <w:shd w:fill="EAF1F8" w:val="clear"/>
+            <w:shd w:fill="FFFFFF" w:val="clear"/>
             <w:tcMar>
               <w:top w:type="dxa" w:w="70"/>
               <w:left w:type="dxa" w:w="100"/>
@@ -1835,7 +2113,7 @@
               <w:bottom w:val="single" w:color="B0C8E0" w:sz="4"/>
               <w:right w:val="single" w:color="B0C8E0" w:sz="4"/>
             </w:tcBorders>
-            <w:shd w:fill="EAF1F8" w:val="clear"/>
+            <w:shd w:fill="FFFFFF" w:val="clear"/>
             <w:tcMar>
               <w:top w:type="dxa" w:w="70"/>
               <w:left w:type="dxa" w:w="100"/>
@@ -1878,9 +2156,6 @@
     </w:p>
     <w:p>
       <w:pPr>
-        <w:pBdr>
-          <w:left w:val="single" w:color="C8714A" w:sz="12"/>
-        </w:pBdr>
         <w:spacing w:after="60" w:before="260"/>
         <w:ind w:left="180"/>
       </w:pPr>
@@ -1960,9 +2235,6 @@
     </w:p>
     <w:p>
       <w:pPr>
-        <w:pBdr>
-          <w:left w:val="single" w:color="C8714A" w:sz="12"/>
-        </w:pBdr>
         <w:spacing w:after="60" w:before="260"/>
         <w:ind w:left="180"/>
       </w:pPr>
@@ -2042,9 +2314,6 @@
     </w:p>
     <w:p>
       <w:pPr>
-        <w:pBdr>
-          <w:left w:val="single" w:color="C8714A" w:sz="12"/>
-        </w:pBdr>
         <w:spacing w:after="60" w:before="260"/>
         <w:ind w:left="180"/>
       </w:pPr>
@@ -2124,9 +2393,6 @@
     </w:p>
     <w:p>
       <w:pPr>
-        <w:pBdr>
-          <w:left w:val="single" w:color="C8714A" w:sz="12"/>
-        </w:pBdr>
         <w:spacing w:after="60" w:before="260"/>
         <w:ind w:left="180"/>
       </w:pPr>
@@ -2160,12 +2426,12 @@
       <w:tblPr>
         <w:tblW w:type="dxa" w:w="9070"/>
         <w:tblBorders>
-          <w:top w:val="single" w:color="auto" w:sz="4"/>
-          <w:left w:val="single" w:color="auto" w:sz="4"/>
-          <w:bottom w:val="single" w:color="auto" w:sz="4"/>
-          <w:right w:val="single" w:color="auto" w:sz="4"/>
-          <w:insideH w:val="single" w:color="auto" w:sz="4"/>
-          <w:insideV w:val="single" w:color="auto" w:sz="4"/>
+          <w:top w:val="nil"/>
+          <w:left w:val="nil"/>
+          <w:bottom w:val="nil"/>
+          <w:right w:val="nil"/>
+          <w:insideH w:val="nil"/>
+          <w:insideV w:val="nil"/>
         </w:tblBorders>
       </w:tblPr>
       <w:tblGrid>
@@ -2175,13 +2441,7 @@
         <w:tc>
           <w:tcPr>
             <w:tcW w:type="dxa" w:w="9070"/>
-            <w:tcBorders>
-              <w:top w:val="single" w:color="1A3A5C" w:sz="10"/>
-              <w:left w:val="single" w:color="1A3A5C" w:sz="6"/>
-              <w:bottom w:val="single" w:color="1A3A5C" w:sz="10"/>
-              <w:right w:val="none" w:color="FFFFFF" w:sz="0"/>
-            </w:tcBorders>
-            <w:shd w:fill="EAF1F8" w:val="clear"/>
+            <w:shd w:fill="FFFFFF" w:val="clear"/>
             <w:tcMar>
               <w:top w:type="dxa" w:w="140"/>
               <w:left w:type="dxa" w:w="260"/>
@@ -2344,10 +2604,7 @@
     </w:p>
     <w:p>
       <w:pPr>
-        <w:pBdr>
-          <w:bottom w:val="single" w:color="C8714A" w:sz="8"/>
-        </w:pBdr>
-        <w:shd w:fill="1A3A5C" w:val="clear"/>
+        <w:shd w:fill="FFFFFF" w:val="clear"/>
         <w:spacing w:after="200" w:before="440"/>
         <w:jc w:val="center"/>
       </w:pPr>
@@ -2356,7 +2613,7 @@
           <w:rFonts w:ascii="맑은 고딕" w:cs="맑은 고딕" w:eastAsia="맑은 고딕" w:hAnsi="맑은 고딕"/>
           <w:b/>
           <w:bCs/>
-          <w:color w:val="FFFFFF"/>
+          <w:color w:val="1A1A1A"/>
           <w:sz w:val="27"/>
           <w:szCs w:val="27"/>
         </w:rPr>
@@ -2388,9 +2645,6 @@
     </w:p>
     <w:p>
       <w:pPr>
-        <w:pBdr>
-          <w:left w:val="single" w:color="C8714A" w:sz="12"/>
-        </w:pBdr>
         <w:spacing w:after="60" w:before="260"/>
         <w:ind w:left="180"/>
       </w:pPr>
@@ -2454,9 +2708,6 @@
     </w:p>
     <w:p>
       <w:pPr>
-        <w:pBdr>
-          <w:left w:val="single" w:color="C8714A" w:sz="12"/>
-        </w:pBdr>
         <w:spacing w:after="60" w:before="260"/>
         <w:ind w:left="180"/>
       </w:pPr>
@@ -2536,10 +2787,7 @@
     </w:p>
     <w:p>
       <w:pPr>
-        <w:pBdr>
-          <w:bottom w:val="single" w:color="C8714A" w:sz="8"/>
-        </w:pBdr>
-        <w:shd w:fill="1A3A5C" w:val="clear"/>
+        <w:shd w:fill="FFFFFF" w:val="clear"/>
         <w:spacing w:after="200" w:before="440"/>
         <w:jc w:val="center"/>
       </w:pPr>
@@ -2548,7 +2796,7 @@
           <w:rFonts w:ascii="맑은 고딕" w:cs="맑은 고딕" w:eastAsia="맑은 고딕" w:hAnsi="맑은 고딕"/>
           <w:b/>
           <w:bCs/>
-          <w:color w:val="FFFFFF"/>
+          <w:color w:val="1A1A1A"/>
           <w:sz w:val="27"/>
           <w:szCs w:val="27"/>
         </w:rPr>
@@ -2580,9 +2828,6 @@
     </w:p>
     <w:p>
       <w:pPr>
-        <w:pBdr>
-          <w:left w:val="single" w:color="C8714A" w:sz="12"/>
-        </w:pBdr>
         <w:spacing w:after="60" w:before="260"/>
         <w:ind w:left="180"/>
       </w:pPr>
@@ -2678,9 +2923,6 @@
     </w:p>
     <w:p>
       <w:pPr>
-        <w:pBdr>
-          <w:left w:val="single" w:color="C8714A" w:sz="12"/>
-        </w:pBdr>
         <w:spacing w:after="60" w:before="260"/>
         <w:ind w:left="180"/>
       </w:pPr>
@@ -2746,12 +2988,12 @@
       <w:tblPr>
         <w:tblW w:type="dxa" w:w="9070"/>
         <w:tblBorders>
-          <w:top w:val="single" w:color="auto" w:sz="4"/>
-          <w:left w:val="single" w:color="auto" w:sz="4"/>
-          <w:bottom w:val="single" w:color="auto" w:sz="4"/>
-          <w:right w:val="single" w:color="auto" w:sz="4"/>
-          <w:insideH w:val="single" w:color="auto" w:sz="4"/>
-          <w:insideV w:val="single" w:color="auto" w:sz="4"/>
+          <w:top w:val="nil"/>
+          <w:left w:val="nil"/>
+          <w:bottom w:val="nil"/>
+          <w:right w:val="nil"/>
+          <w:insideH w:val="nil"/>
+          <w:insideV w:val="nil"/>
         </w:tblBorders>
       </w:tblPr>
       <w:tblGrid>
@@ -2761,13 +3003,7 @@
         <w:tc>
           <w:tcPr>
             <w:tcW w:type="dxa" w:w="9070"/>
-            <w:tcBorders>
-              <w:top w:val="single" w:color="B0C8E0" w:sz="4"/>
-              <w:left w:val="single" w:color="B0C8E0" w:sz="4"/>
-              <w:bottom w:val="single" w:color="B0C8E0" w:sz="4"/>
-              <w:right w:val="single" w:color="B0C8E0" w:sz="4"/>
-            </w:tcBorders>
-            <w:shd w:fill="EAF1F8" w:val="clear"/>
+            <w:shd w:fill="FFFFFF" w:val="clear"/>
             <w:tcMar>
               <w:top w:type="dxa" w:w="180"/>
               <w:left w:type="dxa" w:w="300"/>
@@ -2863,9 +3099,6 @@
     </w:p>
     <w:p>
       <w:pPr>
-        <w:pBdr>
-          <w:bottom w:val="single" w:color="C8714A" w:sz="6"/>
-        </w:pBdr>
         <w:spacing w:after="80" w:before="0"/>
         <w:jc w:val="center"/>
       </w:pPr>
@@ -2968,7 +3201,7 @@
               <w:bottom w:val="single" w:color="B0C8E0" w:sz="4"/>
               <w:right w:val="single" w:color="B0C8E0" w:sz="4"/>
             </w:tcBorders>
-            <w:shd w:fill="EAF1F8" w:val="clear"/>
+            <w:shd w:fill="FFFFFF" w:val="clear"/>
             <w:tcMar>
               <w:top w:type="dxa" w:w="80"/>
               <w:left w:type="dxa" w:w="160"/>
@@ -3032,7 +3265,7 @@
               <w:bottom w:val="single" w:color="B0C8E0" w:sz="4"/>
               <w:right w:val="single" w:color="B0C8E0" w:sz="4"/>
             </w:tcBorders>
-            <w:shd w:fill="EAF1F8" w:val="clear"/>
+            <w:shd w:fill="FFFFFF" w:val="clear"/>
             <w:tcMar>
               <w:top w:type="dxa" w:w="80"/>
               <w:left w:type="dxa" w:w="160"/>
@@ -3096,7 +3329,7 @@
               <w:bottom w:val="single" w:color="B0C8E0" w:sz="4"/>
               <w:right w:val="single" w:color="B0C8E0" w:sz="4"/>
             </w:tcBorders>
-            <w:shd w:fill="EAF1F8" w:val="clear"/>
+            <w:shd w:fill="FFFFFF" w:val="clear"/>
             <w:tcMar>
               <w:top w:type="dxa" w:w="80"/>
               <w:left w:type="dxa" w:w="160"/>
@@ -3160,7 +3393,7 @@
               <w:bottom w:val="single" w:color="B0C8E0" w:sz="4"/>
               <w:right w:val="single" w:color="B0C8E0" w:sz="4"/>
             </w:tcBorders>
-            <w:shd w:fill="EAF1F8" w:val="clear"/>
+            <w:shd w:fill="FFFFFF" w:val="clear"/>
             <w:tcMar>
               <w:top w:type="dxa" w:w="80"/>
               <w:left w:type="dxa" w:w="160"/>
@@ -3224,7 +3457,7 @@
               <w:bottom w:val="single" w:color="B0C8E0" w:sz="4"/>
               <w:right w:val="single" w:color="B0C8E0" w:sz="4"/>
             </w:tcBorders>
-            <w:shd w:fill="EAF1F8" w:val="clear"/>
+            <w:shd w:fill="FFFFFF" w:val="clear"/>
             <w:tcMar>
               <w:top w:type="dxa" w:w="80"/>
               <w:left w:type="dxa" w:w="160"/>
@@ -3317,10 +3550,7 @@
     </w:p>
     <w:p>
       <w:pPr>
-        <w:pBdr>
-          <w:bottom w:val="single" w:color="C8714A" w:sz="8"/>
-        </w:pBdr>
-        <w:shd w:fill="1A3A5C" w:val="clear"/>
+        <w:shd w:fill="FFFFFF" w:val="clear"/>
         <w:spacing w:after="200" w:before="440"/>
         <w:jc w:val="center"/>
       </w:pPr>
@@ -3329,7 +3559,7 @@
           <w:rFonts w:ascii="맑은 고딕" w:cs="맑은 고딕" w:eastAsia="맑은 고딕" w:hAnsi="맑은 고딕"/>
           <w:b/>
           <w:bCs/>
-          <w:color w:val="FFFFFF"/>
+          <w:color w:val="1A1A1A"/>
           <w:sz w:val="27"/>
           <w:szCs w:val="27"/>
         </w:rPr>
@@ -3361,9 +3591,6 @@
     </w:p>
     <w:p>
       <w:pPr>
-        <w:pBdr>
-          <w:left w:val="single" w:color="C8714A" w:sz="12"/>
-        </w:pBdr>
         <w:spacing w:after="60" w:before="260"/>
         <w:ind w:left="180"/>
       </w:pPr>
@@ -3411,9 +3638,6 @@
     </w:p>
     <w:p>
       <w:pPr>
-        <w:pBdr>
-          <w:left w:val="single" w:color="C8714A" w:sz="12"/>
-        </w:pBdr>
         <w:spacing w:after="60" w:before="260"/>
         <w:ind w:left="180"/>
       </w:pPr>
@@ -3471,7 +3695,7 @@
               <w:bottom w:val="single" w:color="B0C8E0" w:sz="4"/>
               <w:right w:val="single" w:color="B0C8E0" w:sz="4"/>
             </w:tcBorders>
-            <w:shd w:fill="1A3A5C" w:val="clear"/>
+            <w:shd w:fill="FFFFFF" w:val="clear"/>
             <w:tcMar>
               <w:top w:type="dxa" w:w="80"/>
               <w:left w:type="dxa" w:w="100"/>
@@ -3488,7 +3712,7 @@
                 <w:rFonts w:ascii="맑은 고딕" w:cs="맑은 고딕" w:eastAsia="맑은 고딕" w:hAnsi="맑은 고딕"/>
                 <w:b/>
                 <w:bCs/>
-                <w:color w:val="FFFFFF"/>
+                <w:color w:val="1A1A1A"/>
                 <w:sz w:val="17"/>
                 <w:szCs w:val="17"/>
               </w:rPr>
@@ -3505,7 +3729,7 @@
               <w:bottom w:val="single" w:color="B0C8E0" w:sz="4"/>
               <w:right w:val="single" w:color="B0C8E0" w:sz="4"/>
             </w:tcBorders>
-            <w:shd w:fill="1A3A5C" w:val="clear"/>
+            <w:shd w:fill="FFFFFF" w:val="clear"/>
             <w:tcMar>
               <w:top w:type="dxa" w:w="80"/>
               <w:left w:type="dxa" w:w="100"/>
@@ -3522,7 +3746,7 @@
                 <w:rFonts w:ascii="맑은 고딕" w:cs="맑은 고딕" w:eastAsia="맑은 고딕" w:hAnsi="맑은 고딕"/>
                 <w:b/>
                 <w:bCs/>
-                <w:color w:val="FFFFFF"/>
+                <w:color w:val="1A1A1A"/>
                 <w:sz w:val="17"/>
                 <w:szCs w:val="17"/>
               </w:rPr>
@@ -3539,7 +3763,7 @@
               <w:bottom w:val="single" w:color="B0C8E0" w:sz="4"/>
               <w:right w:val="single" w:color="B0C8E0" w:sz="4"/>
             </w:tcBorders>
-            <w:shd w:fill="1A3A5C" w:val="clear"/>
+            <w:shd w:fill="FFFFFF" w:val="clear"/>
             <w:tcMar>
               <w:top w:type="dxa" w:w="80"/>
               <w:left w:type="dxa" w:w="100"/>
@@ -3556,7 +3780,7 @@
                 <w:rFonts w:ascii="맑은 고딕" w:cs="맑은 고딕" w:eastAsia="맑은 고딕" w:hAnsi="맑은 고딕"/>
                 <w:b/>
                 <w:bCs/>
-                <w:color w:val="FFFFFF"/>
+                <w:color w:val="1A1A1A"/>
                 <w:sz w:val="17"/>
                 <w:szCs w:val="17"/>
               </w:rPr>
@@ -3573,7 +3797,7 @@
               <w:bottom w:val="single" w:color="B0C8E0" w:sz="4"/>
               <w:right w:val="single" w:color="B0C8E0" w:sz="4"/>
             </w:tcBorders>
-            <w:shd w:fill="1A3A5C" w:val="clear"/>
+            <w:shd w:fill="FFFFFF" w:val="clear"/>
             <w:tcMar>
               <w:top w:type="dxa" w:w="80"/>
               <w:left w:type="dxa" w:w="100"/>
@@ -3590,7 +3814,7 @@
                 <w:rFonts w:ascii="맑은 고딕" w:cs="맑은 고딕" w:eastAsia="맑은 고딕" w:hAnsi="맑은 고딕"/>
                 <w:b/>
                 <w:bCs/>
-                <w:color w:val="FFFFFF"/>
+                <w:color w:val="1A1A1A"/>
                 <w:sz w:val="17"/>
                 <w:szCs w:val="17"/>
               </w:rPr>
@@ -3609,7 +3833,7 @@
               <w:bottom w:val="single" w:color="B0C8E0" w:sz="4"/>
               <w:right w:val="single" w:color="B0C8E0" w:sz="4"/>
             </w:tcBorders>
-            <w:shd w:fill="EAF1F8" w:val="clear"/>
+            <w:shd w:fill="FFFFFF" w:val="clear"/>
             <w:tcMar>
               <w:top w:type="dxa" w:w="70"/>
               <w:left w:type="dxa" w:w="100"/>
@@ -3643,7 +3867,7 @@
               <w:bottom w:val="single" w:color="B0C8E0" w:sz="4"/>
               <w:right w:val="single" w:color="B0C8E0" w:sz="4"/>
             </w:tcBorders>
-            <w:shd w:fill="EAF1F8" w:val="clear"/>
+            <w:shd w:fill="FFFFFF" w:val="clear"/>
             <w:tcMar>
               <w:top w:type="dxa" w:w="70"/>
               <w:left w:type="dxa" w:w="100"/>
@@ -3677,7 +3901,7 @@
               <w:bottom w:val="single" w:color="B0C8E0" w:sz="4"/>
               <w:right w:val="single" w:color="B0C8E0" w:sz="4"/>
             </w:tcBorders>
-            <w:shd w:fill="EAF1F8" w:val="clear"/>
+            <w:shd w:fill="FFFFFF" w:val="clear"/>
             <w:tcMar>
               <w:top w:type="dxa" w:w="70"/>
               <w:left w:type="dxa" w:w="100"/>
@@ -3711,7 +3935,7 @@
               <w:bottom w:val="single" w:color="B0C8E0" w:sz="4"/>
               <w:right w:val="single" w:color="B0C8E0" w:sz="4"/>
             </w:tcBorders>
-            <w:shd w:fill="EAF1F8" w:val="clear"/>
+            <w:shd w:fill="FFFFFF" w:val="clear"/>
             <w:tcMar>
               <w:top w:type="dxa" w:w="70"/>
               <w:left w:type="dxa" w:w="100"/>
@@ -3885,7 +4109,7 @@
               <w:bottom w:val="single" w:color="B0C8E0" w:sz="4"/>
               <w:right w:val="single" w:color="B0C8E0" w:sz="4"/>
             </w:tcBorders>
-            <w:shd w:fill="EAF1F8" w:val="clear"/>
+            <w:shd w:fill="FFFFFF" w:val="clear"/>
             <w:tcMar>
               <w:top w:type="dxa" w:w="70"/>
               <w:left w:type="dxa" w:w="100"/>
@@ -3919,7 +4143,7 @@
               <w:bottom w:val="single" w:color="B0C8E0" w:sz="4"/>
               <w:right w:val="single" w:color="B0C8E0" w:sz="4"/>
             </w:tcBorders>
-            <w:shd w:fill="EAF1F8" w:val="clear"/>
+            <w:shd w:fill="FFFFFF" w:val="clear"/>
             <w:tcMar>
               <w:top w:type="dxa" w:w="70"/>
               <w:left w:type="dxa" w:w="100"/>
@@ -3953,7 +4177,7 @@
               <w:bottom w:val="single" w:color="B0C8E0" w:sz="4"/>
               <w:right w:val="single" w:color="B0C8E0" w:sz="4"/>
             </w:tcBorders>
-            <w:shd w:fill="EAF1F8" w:val="clear"/>
+            <w:shd w:fill="FFFFFF" w:val="clear"/>
             <w:tcMar>
               <w:top w:type="dxa" w:w="70"/>
               <w:left w:type="dxa" w:w="100"/>
@@ -3987,7 +4211,7 @@
               <w:bottom w:val="single" w:color="B0C8E0" w:sz="4"/>
               <w:right w:val="single" w:color="B0C8E0" w:sz="4"/>
             </w:tcBorders>
-            <w:shd w:fill="EAF1F8" w:val="clear"/>
+            <w:shd w:fill="FFFFFF" w:val="clear"/>
             <w:tcMar>
               <w:top w:type="dxa" w:w="70"/>
               <w:left w:type="dxa" w:w="100"/>
@@ -4161,7 +4385,7 @@
               <w:bottom w:val="single" w:color="B0C8E0" w:sz="4"/>
               <w:right w:val="single" w:color="B0C8E0" w:sz="4"/>
             </w:tcBorders>
-            <w:shd w:fill="EAF1F8" w:val="clear"/>
+            <w:shd w:fill="FFFFFF" w:val="clear"/>
             <w:tcMar>
               <w:top w:type="dxa" w:w="70"/>
               <w:left w:type="dxa" w:w="100"/>
@@ -4195,7 +4419,7 @@
               <w:bottom w:val="single" w:color="B0C8E0" w:sz="4"/>
               <w:right w:val="single" w:color="B0C8E0" w:sz="4"/>
             </w:tcBorders>
-            <w:shd w:fill="EAF1F8" w:val="clear"/>
+            <w:shd w:fill="FFFFFF" w:val="clear"/>
             <w:tcMar>
               <w:top w:type="dxa" w:w="70"/>
               <w:left w:type="dxa" w:w="100"/>
@@ -4229,7 +4453,7 @@
               <w:bottom w:val="single" w:color="B0C8E0" w:sz="4"/>
               <w:right w:val="single" w:color="B0C8E0" w:sz="4"/>
             </w:tcBorders>
-            <w:shd w:fill="EAF1F8" w:val="clear"/>
+            <w:shd w:fill="FFFFFF" w:val="clear"/>
             <w:tcMar>
               <w:top w:type="dxa" w:w="70"/>
               <w:left w:type="dxa" w:w="100"/>
@@ -4263,7 +4487,7 @@
               <w:bottom w:val="single" w:color="B0C8E0" w:sz="4"/>
               <w:right w:val="single" w:color="B0C8E0" w:sz="4"/>
             </w:tcBorders>
-            <w:shd w:fill="EAF1F8" w:val="clear"/>
+            <w:shd w:fill="FFFFFF" w:val="clear"/>
             <w:tcMar>
               <w:top w:type="dxa" w:w="70"/>
               <w:left w:type="dxa" w:w="100"/>
@@ -4437,7 +4661,7 @@
               <w:bottom w:val="single" w:color="B0C8E0" w:sz="4"/>
               <w:right w:val="single" w:color="B0C8E0" w:sz="4"/>
             </w:tcBorders>
-            <w:shd w:fill="EAF1F8" w:val="clear"/>
+            <w:shd w:fill="FFFFFF" w:val="clear"/>
             <w:tcMar>
               <w:top w:type="dxa" w:w="70"/>
               <w:left w:type="dxa" w:w="100"/>
@@ -4471,7 +4695,7 @@
               <w:bottom w:val="single" w:color="B0C8E0" w:sz="4"/>
               <w:right w:val="single" w:color="B0C8E0" w:sz="4"/>
             </w:tcBorders>
-            <w:shd w:fill="EAF1F8" w:val="clear"/>
+            <w:shd w:fill="FFFFFF" w:val="clear"/>
             <w:tcMar>
               <w:top w:type="dxa" w:w="70"/>
               <w:left w:type="dxa" w:w="100"/>
@@ -4505,7 +4729,7 @@
               <w:bottom w:val="single" w:color="B0C8E0" w:sz="4"/>
               <w:right w:val="single" w:color="B0C8E0" w:sz="4"/>
             </w:tcBorders>
-            <w:shd w:fill="EAF1F8" w:val="clear"/>
+            <w:shd w:fill="FFFFFF" w:val="clear"/>
             <w:tcMar>
               <w:top w:type="dxa" w:w="70"/>
               <w:left w:type="dxa" w:w="100"/>
@@ -4539,7 +4763,7 @@
               <w:bottom w:val="single" w:color="B0C8E0" w:sz="4"/>
               <w:right w:val="single" w:color="B0C8E0" w:sz="4"/>
             </w:tcBorders>
-            <w:shd w:fill="EAF1F8" w:val="clear"/>
+            <w:shd w:fill="FFFFFF" w:val="clear"/>
             <w:tcMar>
               <w:top w:type="dxa" w:w="70"/>
               <w:left w:type="dxa" w:w="100"/>
@@ -4582,9 +4806,6 @@
     </w:p>
     <w:p>
       <w:pPr>
-        <w:pBdr>
-          <w:left w:val="single" w:color="C8714A" w:sz="12"/>
-        </w:pBdr>
         <w:spacing w:after="60" w:before="260"/>
         <w:ind w:left="180"/>
       </w:pPr>
@@ -4728,10 +4949,7 @@
     </w:p>
     <w:p>
       <w:pPr>
-        <w:pBdr>
-          <w:bottom w:val="single" w:color="C8714A" w:sz="8"/>
-        </w:pBdr>
-        <w:shd w:fill="1A3A5C" w:val="clear"/>
+        <w:shd w:fill="FFFFFF" w:val="clear"/>
         <w:spacing w:after="200" w:before="440"/>
         <w:jc w:val="center"/>
       </w:pPr>
@@ -4740,7 +4958,7 @@
           <w:rFonts w:ascii="맑은 고딕" w:cs="맑은 고딕" w:eastAsia="맑은 고딕" w:hAnsi="맑은 고딕"/>
           <w:b/>
           <w:bCs/>
-          <w:color w:val="FFFFFF"/>
+          <w:color w:val="1A1A1A"/>
           <w:sz w:val="27"/>
           <w:szCs w:val="27"/>
         </w:rPr>
@@ -4772,9 +4990,6 @@
     </w:p>
     <w:p>
       <w:pPr>
-        <w:pBdr>
-          <w:left w:val="single" w:color="C8714A" w:sz="12"/>
-        </w:pBdr>
         <w:spacing w:after="60" w:before="260"/>
         <w:ind w:left="180"/>
       </w:pPr>
@@ -4934,9 +5149,6 @@
     </w:p>
     <w:p>
       <w:pPr>
-        <w:pBdr>
-          <w:left w:val="single" w:color="C8714A" w:sz="12"/>
-        </w:pBdr>
         <w:spacing w:after="60" w:before="260"/>
         <w:ind w:left="180"/>
       </w:pPr>
@@ -5016,10 +5228,7 @@
     </w:p>
     <w:p>
       <w:pPr>
-        <w:pBdr>
-          <w:bottom w:val="single" w:color="C8714A" w:sz="8"/>
-        </w:pBdr>
-        <w:shd w:fill="1A3A5C" w:val="clear"/>
+        <w:shd w:fill="FFFFFF" w:val="clear"/>
         <w:spacing w:after="200" w:before="440"/>
         <w:jc w:val="center"/>
       </w:pPr>
@@ -5028,7 +5237,7 @@
           <w:rFonts w:ascii="맑은 고딕" w:cs="맑은 고딕" w:eastAsia="맑은 고딕" w:hAnsi="맑은 고딕"/>
           <w:b/>
           <w:bCs/>
-          <w:color w:val="FFFFFF"/>
+          <w:color w:val="1A1A1A"/>
           <w:sz w:val="27"/>
           <w:szCs w:val="27"/>
         </w:rPr>
@@ -5060,9 +5269,6 @@
     </w:p>
     <w:p>
       <w:pPr>
-        <w:pBdr>
-          <w:left w:val="single" w:color="C8714A" w:sz="12"/>
-        </w:pBdr>
         <w:spacing w:after="60" w:before="260"/>
         <w:ind w:left="180"/>
       </w:pPr>
@@ -5190,10 +5396,7 @@
     </w:p>
     <w:p>
       <w:pPr>
-        <w:pBdr>
-          <w:bottom w:val="single" w:color="C8714A" w:sz="8"/>
-        </w:pBdr>
-        <w:shd w:fill="1A3A5C" w:val="clear"/>
+        <w:shd w:fill="FFFFFF" w:val="clear"/>
         <w:spacing w:after="200" w:before="440"/>
         <w:jc w:val="center"/>
       </w:pPr>
@@ -5202,7 +5405,7 @@
           <w:rFonts w:ascii="맑은 고딕" w:cs="맑은 고딕" w:eastAsia="맑은 고딕" w:hAnsi="맑은 고딕"/>
           <w:b/>
           <w:bCs/>
-          <w:color w:val="FFFFFF"/>
+          <w:color w:val="1A1A1A"/>
           <w:sz w:val="27"/>
           <w:szCs w:val="27"/>
         </w:rPr>
@@ -5234,9 +5437,6 @@
     </w:p>
     <w:p>
       <w:pPr>
-        <w:pBdr>
-          <w:left w:val="single" w:color="C8714A" w:sz="12"/>
-        </w:pBdr>
         <w:spacing w:after="60" w:before="260"/>
         <w:ind w:left="180"/>
       </w:pPr>
@@ -5396,9 +5596,6 @@
     </w:p>
     <w:p>
       <w:pPr>
-        <w:pBdr>
-          <w:left w:val="single" w:color="C8714A" w:sz="12"/>
-        </w:pBdr>
         <w:spacing w:after="60" w:before="260"/>
         <w:ind w:left="180"/>
       </w:pPr>
@@ -5462,9 +5659,6 @@
     </w:p>
     <w:p>
       <w:pPr>
-        <w:pBdr>
-          <w:left w:val="single" w:color="C8714A" w:sz="12"/>
-        </w:pBdr>
         <w:spacing w:after="60" w:before="260"/>
         <w:ind w:left="180"/>
       </w:pPr>
@@ -5521,7 +5715,7 @@
               <w:bottom w:val="single" w:color="B0C8E0" w:sz="4"/>
               <w:right w:val="single" w:color="B0C8E0" w:sz="4"/>
             </w:tcBorders>
-            <w:shd w:fill="1A3A5C" w:val="clear"/>
+            <w:shd w:fill="FFFFFF" w:val="clear"/>
             <w:tcMar>
               <w:top w:type="dxa" w:w="80"/>
               <w:left w:type="dxa" w:w="100"/>
@@ -5538,7 +5732,7 @@
                 <w:rFonts w:ascii="맑은 고딕" w:cs="맑은 고딕" w:eastAsia="맑은 고딕" w:hAnsi="맑은 고딕"/>
                 <w:b/>
                 <w:bCs/>
-                <w:color w:val="FFFFFF"/>
+                <w:color w:val="1A1A1A"/>
                 <w:sz w:val="17"/>
                 <w:szCs w:val="17"/>
               </w:rPr>
@@ -5555,7 +5749,7 @@
               <w:bottom w:val="single" w:color="B0C8E0" w:sz="4"/>
               <w:right w:val="single" w:color="B0C8E0" w:sz="4"/>
             </w:tcBorders>
-            <w:shd w:fill="1A3A5C" w:val="clear"/>
+            <w:shd w:fill="FFFFFF" w:val="clear"/>
             <w:tcMar>
               <w:top w:type="dxa" w:w="80"/>
               <w:left w:type="dxa" w:w="100"/>
@@ -5572,7 +5766,7 @@
                 <w:rFonts w:ascii="맑은 고딕" w:cs="맑은 고딕" w:eastAsia="맑은 고딕" w:hAnsi="맑은 고딕"/>
                 <w:b/>
                 <w:bCs/>
-                <w:color w:val="FFFFFF"/>
+                <w:color w:val="1A1A1A"/>
                 <w:sz w:val="17"/>
                 <w:szCs w:val="17"/>
               </w:rPr>
@@ -5589,7 +5783,7 @@
               <w:bottom w:val="single" w:color="B0C8E0" w:sz="4"/>
               <w:right w:val="single" w:color="B0C8E0" w:sz="4"/>
             </w:tcBorders>
-            <w:shd w:fill="1A3A5C" w:val="clear"/>
+            <w:shd w:fill="FFFFFF" w:val="clear"/>
             <w:tcMar>
               <w:top w:type="dxa" w:w="80"/>
               <w:left w:type="dxa" w:w="100"/>
@@ -5606,7 +5800,7 @@
                 <w:rFonts w:ascii="맑은 고딕" w:cs="맑은 고딕" w:eastAsia="맑은 고딕" w:hAnsi="맑은 고딕"/>
                 <w:b/>
                 <w:bCs/>
-                <w:color w:val="FFFFFF"/>
+                <w:color w:val="1A1A1A"/>
                 <w:sz w:val="17"/>
                 <w:szCs w:val="17"/>
               </w:rPr>
@@ -5625,7 +5819,7 @@
               <w:bottom w:val="single" w:color="B0C8E0" w:sz="4"/>
               <w:right w:val="single" w:color="B0C8E0" w:sz="4"/>
             </w:tcBorders>
-            <w:shd w:fill="EAF1F8" w:val="clear"/>
+            <w:shd w:fill="FFFFFF" w:val="clear"/>
             <w:tcMar>
               <w:top w:type="dxa" w:w="70"/>
               <w:left w:type="dxa" w:w="100"/>
@@ -5659,7 +5853,7 @@
               <w:bottom w:val="single" w:color="B0C8E0" w:sz="4"/>
               <w:right w:val="single" w:color="B0C8E0" w:sz="4"/>
             </w:tcBorders>
-            <w:shd w:fill="EAF1F8" w:val="clear"/>
+            <w:shd w:fill="FFFFFF" w:val="clear"/>
             <w:tcMar>
               <w:top w:type="dxa" w:w="70"/>
               <w:left w:type="dxa" w:w="100"/>
@@ -5693,7 +5887,7 @@
               <w:bottom w:val="single" w:color="B0C8E0" w:sz="4"/>
               <w:right w:val="single" w:color="B0C8E0" w:sz="4"/>
             </w:tcBorders>
-            <w:shd w:fill="EAF1F8" w:val="clear"/>
+            <w:shd w:fill="FFFFFF" w:val="clear"/>
             <w:tcMar>
               <w:top w:type="dxa" w:w="70"/>
               <w:left w:type="dxa" w:w="100"/>
@@ -5833,7 +6027,7 @@
               <w:bottom w:val="single" w:color="B0C8E0" w:sz="4"/>
               <w:right w:val="single" w:color="B0C8E0" w:sz="4"/>
             </w:tcBorders>
-            <w:shd w:fill="EAF1F8" w:val="clear"/>
+            <w:shd w:fill="FFFFFF" w:val="clear"/>
             <w:tcMar>
               <w:top w:type="dxa" w:w="70"/>
               <w:left w:type="dxa" w:w="100"/>
@@ -5867,7 +6061,7 @@
               <w:bottom w:val="single" w:color="B0C8E0" w:sz="4"/>
               <w:right w:val="single" w:color="B0C8E0" w:sz="4"/>
             </w:tcBorders>
-            <w:shd w:fill="EAF1F8" w:val="clear"/>
+            <w:shd w:fill="FFFFFF" w:val="clear"/>
             <w:tcMar>
               <w:top w:type="dxa" w:w="70"/>
               <w:left w:type="dxa" w:w="100"/>
@@ -5901,7 +6095,7 @@
               <w:bottom w:val="single" w:color="B0C8E0" w:sz="4"/>
               <w:right w:val="single" w:color="B0C8E0" w:sz="4"/>
             </w:tcBorders>
-            <w:shd w:fill="EAF1F8" w:val="clear"/>
+            <w:shd w:fill="FFFFFF" w:val="clear"/>
             <w:tcMar>
               <w:top w:type="dxa" w:w="70"/>
               <w:left w:type="dxa" w:w="100"/>
@@ -6041,7 +6235,7 @@
               <w:bottom w:val="single" w:color="B0C8E0" w:sz="4"/>
               <w:right w:val="single" w:color="B0C8E0" w:sz="4"/>
             </w:tcBorders>
-            <w:shd w:fill="EAF1F8" w:val="clear"/>
+            <w:shd w:fill="FFFFFF" w:val="clear"/>
             <w:tcMar>
               <w:top w:type="dxa" w:w="70"/>
               <w:left w:type="dxa" w:w="100"/>
@@ -6075,7 +6269,7 @@
               <w:bottom w:val="single" w:color="B0C8E0" w:sz="4"/>
               <w:right w:val="single" w:color="B0C8E0" w:sz="4"/>
             </w:tcBorders>
-            <w:shd w:fill="EAF1F8" w:val="clear"/>
+            <w:shd w:fill="FFFFFF" w:val="clear"/>
             <w:tcMar>
               <w:top w:type="dxa" w:w="70"/>
               <w:left w:type="dxa" w:w="100"/>
@@ -6109,7 +6303,7 @@
               <w:bottom w:val="single" w:color="B0C8E0" w:sz="4"/>
               <w:right w:val="single" w:color="B0C8E0" w:sz="4"/>
             </w:tcBorders>
-            <w:shd w:fill="EAF1F8" w:val="clear"/>
+            <w:shd w:fill="FFFFFF" w:val="clear"/>
             <w:tcMar>
               <w:top w:type="dxa" w:w="70"/>
               <w:left w:type="dxa" w:w="100"/>
@@ -6258,12 +6452,12 @@
       <w:tblPr>
         <w:tblW w:type="dxa" w:w="9070"/>
         <w:tblBorders>
-          <w:top w:val="single" w:color="auto" w:sz="4"/>
-          <w:left w:val="single" w:color="auto" w:sz="4"/>
-          <w:bottom w:val="single" w:color="auto" w:sz="4"/>
-          <w:right w:val="single" w:color="auto" w:sz="4"/>
-          <w:insideH w:val="single" w:color="auto" w:sz="4"/>
-          <w:insideV w:val="single" w:color="auto" w:sz="4"/>
+          <w:top w:val="nil"/>
+          <w:left w:val="nil"/>
+          <w:bottom w:val="nil"/>
+          <w:right w:val="nil"/>
+          <w:insideH w:val="nil"/>
+          <w:insideV w:val="nil"/>
         </w:tblBorders>
       </w:tblPr>
       <w:tblGrid>
@@ -6273,13 +6467,7 @@
         <w:tc>
           <w:tcPr>
             <w:tcW w:type="dxa" w:w="9070"/>
-            <w:tcBorders>
-              <w:top w:val="single" w:color="B0C8E0" w:sz="4"/>
-              <w:left w:val="single" w:color="B0C8E0" w:sz="4"/>
-              <w:bottom w:val="single" w:color="B0C8E0" w:sz="4"/>
-              <w:right w:val="single" w:color="B0C8E0" w:sz="4"/>
-            </w:tcBorders>
-            <w:shd w:fill="EAF1F8" w:val="clear"/>
+            <w:shd w:fill="FFFFFF" w:val="clear"/>
             <w:tcMar>
               <w:top w:type="dxa" w:w="180"/>
               <w:left w:type="dxa" w:w="300"/>
@@ -6375,9 +6563,6 @@
     </w:p>
     <w:p>
       <w:pPr>
-        <w:pBdr>
-          <w:bottom w:val="single" w:color="C8714A" w:sz="6"/>
-        </w:pBdr>
         <w:spacing w:after="80" w:before="0"/>
         <w:jc w:val="center"/>
       </w:pPr>
@@ -6480,7 +6665,7 @@
               <w:bottom w:val="single" w:color="B0C8E0" w:sz="4"/>
               <w:right w:val="single" w:color="B0C8E0" w:sz="4"/>
             </w:tcBorders>
-            <w:shd w:fill="EAF1F8" w:val="clear"/>
+            <w:shd w:fill="FFFFFF" w:val="clear"/>
             <w:tcMar>
               <w:top w:type="dxa" w:w="80"/>
               <w:left w:type="dxa" w:w="160"/>
@@ -6544,7 +6729,7 @@
               <w:bottom w:val="single" w:color="B0C8E0" w:sz="4"/>
               <w:right w:val="single" w:color="B0C8E0" w:sz="4"/>
             </w:tcBorders>
-            <w:shd w:fill="EAF1F8" w:val="clear"/>
+            <w:shd w:fill="FFFFFF" w:val="clear"/>
             <w:tcMar>
               <w:top w:type="dxa" w:w="80"/>
               <w:left w:type="dxa" w:w="160"/>
@@ -6608,7 +6793,7 @@
               <w:bottom w:val="single" w:color="B0C8E0" w:sz="4"/>
               <w:right w:val="single" w:color="B0C8E0" w:sz="4"/>
             </w:tcBorders>
-            <w:shd w:fill="EAF1F8" w:val="clear"/>
+            <w:shd w:fill="FFFFFF" w:val="clear"/>
             <w:tcMar>
               <w:top w:type="dxa" w:w="80"/>
               <w:left w:type="dxa" w:w="160"/>
@@ -6672,7 +6857,7 @@
               <w:bottom w:val="single" w:color="B0C8E0" w:sz="4"/>
               <w:right w:val="single" w:color="B0C8E0" w:sz="4"/>
             </w:tcBorders>
-            <w:shd w:fill="EAF1F8" w:val="clear"/>
+            <w:shd w:fill="FFFFFF" w:val="clear"/>
             <w:tcMar>
               <w:top w:type="dxa" w:w="80"/>
               <w:left w:type="dxa" w:w="160"/>
@@ -6736,7 +6921,7 @@
               <w:bottom w:val="single" w:color="B0C8E0" w:sz="4"/>
               <w:right w:val="single" w:color="B0C8E0" w:sz="4"/>
             </w:tcBorders>
-            <w:shd w:fill="EAF1F8" w:val="clear"/>
+            <w:shd w:fill="FFFFFF" w:val="clear"/>
             <w:tcMar>
               <w:top w:type="dxa" w:w="80"/>
               <w:left w:type="dxa" w:w="160"/>
@@ -6829,10 +7014,7 @@
     </w:p>
     <w:p>
       <w:pPr>
-        <w:pBdr>
-          <w:bottom w:val="single" w:color="C8714A" w:sz="8"/>
-        </w:pBdr>
-        <w:shd w:fill="1A3A5C" w:val="clear"/>
+        <w:shd w:fill="FFFFFF" w:val="clear"/>
         <w:spacing w:after="200" w:before="440"/>
         <w:jc w:val="center"/>
       </w:pPr>
@@ -6841,7 +7023,7 @@
           <w:rFonts w:ascii="맑은 고딕" w:cs="맑은 고딕" w:eastAsia="맑은 고딕" w:hAnsi="맑은 고딕"/>
           <w:b/>
           <w:bCs/>
-          <w:color w:val="FFFFFF"/>
+          <w:color w:val="1A1A1A"/>
           <w:sz w:val="27"/>
           <w:szCs w:val="27"/>
         </w:rPr>
@@ -6873,9 +7055,6 @@
     </w:p>
     <w:p>
       <w:pPr>
-        <w:pBdr>
-          <w:left w:val="single" w:color="C8714A" w:sz="12"/>
-        </w:pBdr>
         <w:spacing w:after="60" w:before="260"/>
         <w:ind w:left="180"/>
       </w:pPr>
@@ -6923,9 +7102,6 @@
     </w:p>
     <w:p>
       <w:pPr>
-        <w:pBdr>
-          <w:left w:val="single" w:color="C8714A" w:sz="12"/>
-        </w:pBdr>
         <w:spacing w:after="60" w:before="260"/>
         <w:ind w:left="180"/>
       </w:pPr>
@@ -7005,9 +7181,6 @@
     </w:p>
     <w:p>
       <w:pPr>
-        <w:pBdr>
-          <w:left w:val="single" w:color="C8714A" w:sz="12"/>
-        </w:pBdr>
         <w:spacing w:after="60" w:before="260"/>
         <w:ind w:left="180"/>
       </w:pPr>
@@ -7087,10 +7260,7 @@
     </w:p>
     <w:p>
       <w:pPr>
-        <w:pBdr>
-          <w:bottom w:val="single" w:color="C8714A" w:sz="8"/>
-        </w:pBdr>
-        <w:shd w:fill="1A3A5C" w:val="clear"/>
+        <w:shd w:fill="FFFFFF" w:val="clear"/>
         <w:spacing w:after="200" w:before="440"/>
         <w:jc w:val="center"/>
       </w:pPr>
@@ -7099,7 +7269,7 @@
           <w:rFonts w:ascii="맑은 고딕" w:cs="맑은 고딕" w:eastAsia="맑은 고딕" w:hAnsi="맑은 고딕"/>
           <w:b/>
           <w:bCs/>
-          <w:color w:val="FFFFFF"/>
+          <w:color w:val="1A1A1A"/>
           <w:sz w:val="27"/>
           <w:szCs w:val="27"/>
         </w:rPr>
@@ -7131,9 +7301,6 @@
     </w:p>
     <w:p>
       <w:pPr>
-        <w:pBdr>
-          <w:left w:val="single" w:color="C8714A" w:sz="12"/>
-        </w:pBdr>
         <w:spacing w:after="60" w:before="260"/>
         <w:ind w:left="180"/>
       </w:pPr>
@@ -7277,9 +7444,6 @@
     </w:p>
     <w:p>
       <w:pPr>
-        <w:pBdr>
-          <w:left w:val="single" w:color="C8714A" w:sz="12"/>
-        </w:pBdr>
         <w:spacing w:after="60" w:before="260"/>
         <w:ind w:left="180"/>
       </w:pPr>
@@ -7329,12 +7493,12 @@
       <w:tblPr>
         <w:tblW w:type="dxa" w:w="9070"/>
         <w:tblBorders>
-          <w:top w:val="single" w:color="auto" w:sz="4"/>
-          <w:left w:val="single" w:color="auto" w:sz="4"/>
-          <w:bottom w:val="single" w:color="auto" w:sz="4"/>
-          <w:right w:val="single" w:color="auto" w:sz="4"/>
-          <w:insideH w:val="single" w:color="auto" w:sz="4"/>
-          <w:insideV w:val="single" w:color="auto" w:sz="4"/>
+          <w:top w:val="nil"/>
+          <w:left w:val="nil"/>
+          <w:bottom w:val="nil"/>
+          <w:right w:val="nil"/>
+          <w:insideH w:val="nil"/>
+          <w:insideV w:val="nil"/>
         </w:tblBorders>
       </w:tblPr>
       <w:tblGrid>
@@ -7344,13 +7508,7 @@
         <w:tc>
           <w:tcPr>
             <w:tcW w:type="dxa" w:w="9070"/>
-            <w:tcBorders>
-              <w:top w:val="single" w:color="7A5500" w:sz="10"/>
-              <w:left w:val="single" w:color="7A5500" w:sz="6"/>
-              <w:bottom w:val="single" w:color="7A5500" w:sz="10"/>
-              <w:right w:val="none" w:color="FFFFFF" w:sz="0"/>
-            </w:tcBorders>
-            <w:shd w:fill="FDF8EC" w:val="clear"/>
+            <w:shd w:fill="FFFFFF" w:val="clear"/>
             <w:tcMar>
               <w:top w:type="dxa" w:w="140"/>
               <w:left w:type="dxa" w:w="260"/>
@@ -7543,9 +7701,6 @@
     </w:p>
     <w:p>
       <w:pPr>
-        <w:pBdr>
-          <w:left w:val="single" w:color="C8714A" w:sz="12"/>
-        </w:pBdr>
         <w:spacing w:after="60" w:before="260"/>
         <w:ind w:left="180"/>
       </w:pPr>
@@ -7689,9 +7844,6 @@
     </w:p>
     <w:p>
       <w:pPr>
-        <w:pBdr>
-          <w:left w:val="single" w:color="C8714A" w:sz="12"/>
-        </w:pBdr>
         <w:spacing w:after="60" w:before="260"/>
         <w:ind w:left="180"/>
       </w:pPr>
@@ -7771,10 +7923,7 @@
     </w:p>
     <w:p>
       <w:pPr>
-        <w:pBdr>
-          <w:bottom w:val="single" w:color="C8714A" w:sz="8"/>
-        </w:pBdr>
-        <w:shd w:fill="1A3A5C" w:val="clear"/>
+        <w:shd w:fill="FFFFFF" w:val="clear"/>
         <w:spacing w:after="200" w:before="440"/>
         <w:jc w:val="center"/>
       </w:pPr>
@@ -7783,7 +7932,7 @@
           <w:rFonts w:ascii="맑은 고딕" w:cs="맑은 고딕" w:eastAsia="맑은 고딕" w:hAnsi="맑은 고딕"/>
           <w:b/>
           <w:bCs/>
-          <w:color w:val="FFFFFF"/>
+          <w:color w:val="1A1A1A"/>
           <w:sz w:val="27"/>
           <w:szCs w:val="27"/>
         </w:rPr>
@@ -7815,9 +7964,6 @@
     </w:p>
     <w:p>
       <w:pPr>
-        <w:pBdr>
-          <w:left w:val="single" w:color="C8714A" w:sz="12"/>
-        </w:pBdr>
         <w:spacing w:after="60" w:before="260"/>
         <w:ind w:left="180"/>
       </w:pPr>
@@ -7929,10 +8075,7 @@
     </w:p>
     <w:p>
       <w:pPr>
-        <w:pBdr>
-          <w:bottom w:val="single" w:color="C8714A" w:sz="8"/>
-        </w:pBdr>
-        <w:shd w:fill="1A3A5C" w:val="clear"/>
+        <w:shd w:fill="FFFFFF" w:val="clear"/>
         <w:spacing w:after="200" w:before="440"/>
         <w:jc w:val="center"/>
       </w:pPr>
@@ -7941,7 +8084,7 @@
           <w:rFonts w:ascii="맑은 고딕" w:cs="맑은 고딕" w:eastAsia="맑은 고딕" w:hAnsi="맑은 고딕"/>
           <w:b/>
           <w:bCs/>
-          <w:color w:val="FFFFFF"/>
+          <w:color w:val="1A1A1A"/>
           <w:sz w:val="27"/>
           <w:szCs w:val="27"/>
         </w:rPr>
@@ -7973,9 +8116,6 @@
     </w:p>
     <w:p>
       <w:pPr>
-        <w:pBdr>
-          <w:left w:val="single" w:color="C8714A" w:sz="12"/>
-        </w:pBdr>
         <w:spacing w:after="60" w:before="260"/>
         <w:ind w:left="180"/>
       </w:pPr>
@@ -8023,9 +8163,6 @@
     </w:p>
     <w:p>
       <w:pPr>
-        <w:pBdr>
-          <w:left w:val="single" w:color="C8714A" w:sz="12"/>
-        </w:pBdr>
         <w:spacing w:after="60" w:before="260"/>
         <w:ind w:left="180"/>
       </w:pPr>
@@ -8075,12 +8212,12 @@
       <w:tblPr>
         <w:tblW w:type="dxa" w:w="9070"/>
         <w:tblBorders>
-          <w:top w:val="single" w:color="auto" w:sz="4"/>
-          <w:left w:val="single" w:color="auto" w:sz="4"/>
-          <w:bottom w:val="single" w:color="auto" w:sz="4"/>
-          <w:right w:val="single" w:color="auto" w:sz="4"/>
-          <w:insideH w:val="single" w:color="auto" w:sz="4"/>
-          <w:insideV w:val="single" w:color="auto" w:sz="4"/>
+          <w:top w:val="nil"/>
+          <w:left w:val="nil"/>
+          <w:bottom w:val="nil"/>
+          <w:right w:val="nil"/>
+          <w:insideH w:val="nil"/>
+          <w:insideV w:val="nil"/>
         </w:tblBorders>
       </w:tblPr>
       <w:tblGrid>
@@ -8090,13 +8227,7 @@
         <w:tc>
           <w:tcPr>
             <w:tcW w:type="dxa" w:w="9070"/>
-            <w:tcBorders>
-              <w:top w:val="single" w:color="B0C8E0" w:sz="4"/>
-              <w:left w:val="single" w:color="B0C8E0" w:sz="4"/>
-              <w:bottom w:val="single" w:color="B0C8E0" w:sz="4"/>
-              <w:right w:val="single" w:color="B0C8E0" w:sz="4"/>
-            </w:tcBorders>
-            <w:shd w:fill="EAF1F8" w:val="clear"/>
+            <w:shd w:fill="FFFFFF" w:val="clear"/>
             <w:tcMar>
               <w:top w:type="dxa" w:w="180"/>
               <w:left w:type="dxa" w:w="300"/>
@@ -8148,6 +8279,955 @@
                 <w:szCs w:val="19"/>
               </w:rPr>
               <w:t xml:space="preserve">담임목사  박상혁  (인)    감사위원장  ___________  (인)</w:t>
+            </w:r>
+          </w:p>
+        </w:tc>
+      </w:tr>
+    </w:tbl>
+    <w:p/>
+    <w:p>
+      <w:r>
+        <w:rPr>
+          <w:rFonts w:ascii="맑은 고딕" w:hAnsi="맑은 고딕" w:eastAsia="맑은 고딕" w:cs="맑은 고딕"/>
+          <w:b/>
+          <w:color w:val="1A3A5C"/>
+          <w:sz w:val="24"/>
+        </w:rPr>
+        <w:t xml:space="preserve">■ 개정 이력  </w:t>
+      </w:r>
+      <w:r>
+        <w:rPr>
+          <w:rFonts w:ascii="맑은 고딕" w:hAnsi="맑은 고딕" w:eastAsia="맑은 고딕" w:cs="맑은 고딕"/>
+          <w:color w:val="9A8E84"/>
+          <w:sz w:val="20"/>
+        </w:rPr>
+        <w:t>Revision History</w:t>
+      </w:r>
+    </w:p>
+    <w:p>
+      <w:r>
+        <w:rPr>
+          <w:rFonts w:ascii="맑은 고딕" w:hAnsi="맑은 고딕" w:eastAsia="맑은 고딕" w:cs="맑은 고딕"/>
+          <w:color w:val="9A8E84"/>
+          <w:sz w:val="17"/>
+        </w:rPr>
+        <w:t>※ 본 매뉴얼은 부서장 검토 후 담임목사 승인으로 개정하며, 개정 시 아래 표에 기록합니다.</w:t>
+      </w:r>
+    </w:p>
+    <w:tbl>
+      <w:tblPr>
+        <w:tblW w:type="auto" w:w="0"/>
+        <w:jc w:val="center"/>
+        <w:tblLayout w:type="fixed"/>
+        <w:tblLook w:firstColumn="1" w:firstRow="1" w:lastColumn="0" w:lastRow="0" w:noHBand="0" w:noVBand="1" w:val="04A0"/>
+      </w:tblPr>
+      <w:tblGrid>
+        <w:gridCol w:w="1814"/>
+        <w:gridCol w:w="1814"/>
+        <w:gridCol w:w="1814"/>
+        <w:gridCol w:w="1814"/>
+        <w:gridCol w:w="1814"/>
+      </w:tblGrid>
+      <w:tr>
+        <w:tc>
+          <w:tcPr>
+            <w:tcW w:type="dxa" w:w="1100"/>
+            <w:tcBorders>
+              <w:top w:val="single" w:sz="4" w:space="0" w:color="B0C8E0"/>
+              <w:left w:val="single" w:sz="4" w:space="0" w:color="B0C8E0"/>
+              <w:bottom w:val="single" w:sz="4" w:space="0" w:color="B0C8E0"/>
+              <w:right w:val="single" w:sz="4" w:space="0" w:color="B0C8E0"/>
+            </w:tcBorders>
+            <w:shd w:val="clear" w:color="auto" w:fill="F2F2F2"/>
+          </w:tcPr>
+          <w:p>
+            <w:pPr>
+              <w:jc w:val="center"/>
+            </w:pPr>
+            <w:r/>
+            <w:r>
+              <w:rPr>
+                <w:rFonts w:ascii="맑은 고딕" w:hAnsi="맑은 고딕" w:eastAsia="맑은 고딕" w:cs="맑은 고딕"/>
+                <w:b/>
+                <w:color w:val="2C2114"/>
+                <w:sz w:val="18"/>
+              </w:rPr>
+              <w:t>차수</w:t>
+            </w:r>
+          </w:p>
+        </w:tc>
+        <w:tc>
+          <w:tcPr>
+            <w:tcW w:type="dxa" w:w="1700"/>
+            <w:tcBorders>
+              <w:top w:val="single" w:sz="4" w:space="0" w:color="B0C8E0"/>
+              <w:left w:val="single" w:sz="4" w:space="0" w:color="B0C8E0"/>
+              <w:bottom w:val="single" w:sz="4" w:space="0" w:color="B0C8E0"/>
+              <w:right w:val="single" w:sz="4" w:space="0" w:color="B0C8E0"/>
+            </w:tcBorders>
+            <w:shd w:val="clear" w:color="auto" w:fill="F2F2F2"/>
+          </w:tcPr>
+          <w:p>
+            <w:pPr>
+              <w:jc w:val="center"/>
+            </w:pPr>
+            <w:r/>
+            <w:r>
+              <w:rPr>
+                <w:rFonts w:ascii="맑은 고딕" w:hAnsi="맑은 고딕" w:eastAsia="맑은 고딕" w:cs="맑은 고딕"/>
+                <w:b/>
+                <w:color w:val="2C2114"/>
+                <w:sz w:val="18"/>
+              </w:rPr>
+              <w:t>개정일자</w:t>
+            </w:r>
+          </w:p>
+        </w:tc>
+        <w:tc>
+          <w:tcPr>
+            <w:tcW w:type="dxa" w:w="4200"/>
+            <w:tcBorders>
+              <w:top w:val="single" w:sz="4" w:space="0" w:color="B0C8E0"/>
+              <w:left w:val="single" w:sz="4" w:space="0" w:color="B0C8E0"/>
+              <w:bottom w:val="single" w:sz="4" w:space="0" w:color="B0C8E0"/>
+              <w:right w:val="single" w:sz="4" w:space="0" w:color="B0C8E0"/>
+            </w:tcBorders>
+            <w:shd w:val="clear" w:color="auto" w:fill="F2F2F2"/>
+          </w:tcPr>
+          <w:p>
+            <w:pPr>
+              <w:jc w:val="center"/>
+            </w:pPr>
+            <w:r/>
+            <w:r>
+              <w:rPr>
+                <w:rFonts w:ascii="맑은 고딕" w:hAnsi="맑은 고딕" w:eastAsia="맑은 고딕" w:cs="맑은 고딕"/>
+                <w:b/>
+                <w:color w:val="2C2114"/>
+                <w:sz w:val="18"/>
+              </w:rPr>
+              <w:t>개정 내용</w:t>
+            </w:r>
+          </w:p>
+        </w:tc>
+        <w:tc>
+          <w:tcPr>
+            <w:tcW w:type="dxa" w:w="1700"/>
+            <w:tcBorders>
+              <w:top w:val="single" w:sz="4" w:space="0" w:color="B0C8E0"/>
+              <w:left w:val="single" w:sz="4" w:space="0" w:color="B0C8E0"/>
+              <w:bottom w:val="single" w:sz="4" w:space="0" w:color="B0C8E0"/>
+              <w:right w:val="single" w:sz="4" w:space="0" w:color="B0C8E0"/>
+            </w:tcBorders>
+            <w:shd w:val="clear" w:color="auto" w:fill="F2F2F2"/>
+          </w:tcPr>
+          <w:p>
+            <w:pPr>
+              <w:jc w:val="center"/>
+            </w:pPr>
+            <w:r/>
+            <w:r>
+              <w:rPr>
+                <w:rFonts w:ascii="맑은 고딕" w:hAnsi="맑은 고딕" w:eastAsia="맑은 고딕" w:cs="맑은 고딕"/>
+                <w:b/>
+                <w:color w:val="2C2114"/>
+                <w:sz w:val="18"/>
+              </w:rPr>
+              <w:t>개정자</w:t>
+            </w:r>
+          </w:p>
+        </w:tc>
+        <w:tc>
+          <w:tcPr>
+            <w:tcW w:type="dxa" w:w="1700"/>
+            <w:tcBorders>
+              <w:top w:val="single" w:sz="4" w:space="0" w:color="B0C8E0"/>
+              <w:left w:val="single" w:sz="4" w:space="0" w:color="B0C8E0"/>
+              <w:bottom w:val="single" w:sz="4" w:space="0" w:color="B0C8E0"/>
+              <w:right w:val="single" w:sz="4" w:space="0" w:color="B0C8E0"/>
+            </w:tcBorders>
+            <w:shd w:val="clear" w:color="auto" w:fill="F2F2F2"/>
+          </w:tcPr>
+          <w:p>
+            <w:pPr>
+              <w:jc w:val="center"/>
+            </w:pPr>
+            <w:r/>
+            <w:r>
+              <w:rPr>
+                <w:rFonts w:ascii="맑은 고딕" w:hAnsi="맑은 고딕" w:eastAsia="맑은 고딕" w:cs="맑은 고딕"/>
+                <w:b/>
+                <w:color w:val="2C2114"/>
+                <w:sz w:val="18"/>
+              </w:rPr>
+              <w:t>승인자</w:t>
+            </w:r>
+          </w:p>
+        </w:tc>
+      </w:tr>
+      <w:tr>
+        <w:tc>
+          <w:tcPr>
+            <w:tcW w:type="dxa" w:w="1100"/>
+            <w:tcBorders>
+              <w:top w:val="single" w:sz="4" w:space="0" w:color="B0C8E0"/>
+              <w:left w:val="single" w:sz="4" w:space="0" w:color="B0C8E0"/>
+              <w:bottom w:val="single" w:sz="4" w:space="0" w:color="B0C8E0"/>
+              <w:right w:val="single" w:sz="4" w:space="0" w:color="B0C8E0"/>
+            </w:tcBorders>
+          </w:tcPr>
+          <w:p>
+            <w:pPr>
+              <w:jc w:val="center"/>
+            </w:pPr>
+            <w:r/>
+            <w:r>
+              <w:rPr>
+                <w:rFonts w:ascii="맑은 고딕" w:hAnsi="맑은 고딕" w:eastAsia="맑은 고딕" w:cs="맑은 고딕"/>
+                <w:b w:val="0"/>
+                <w:color w:val="2C2114"/>
+                <w:sz w:val="18"/>
+              </w:rPr>
+              <w:t>제정</w:t>
+            </w:r>
+          </w:p>
+        </w:tc>
+        <w:tc>
+          <w:tcPr>
+            <w:tcW w:type="dxa" w:w="1700"/>
+            <w:tcBorders>
+              <w:top w:val="single" w:sz="4" w:space="0" w:color="B0C8E0"/>
+              <w:left w:val="single" w:sz="4" w:space="0" w:color="B0C8E0"/>
+              <w:bottom w:val="single" w:sz="4" w:space="0" w:color="B0C8E0"/>
+              <w:right w:val="single" w:sz="4" w:space="0" w:color="B0C8E0"/>
+            </w:tcBorders>
+          </w:tcPr>
+          <w:p>
+            <w:pPr>
+              <w:jc w:val="center"/>
+            </w:pPr>
+            <w:r/>
+            <w:r>
+              <w:rPr>
+                <w:rFonts w:ascii="맑은 고딕" w:hAnsi="맑은 고딕" w:eastAsia="맑은 고딕" w:cs="맑은 고딕"/>
+                <w:b w:val="0"/>
+                <w:color w:val="2C2114"/>
+                <w:sz w:val="18"/>
+              </w:rPr>
+              <w:t>20      .      .</w:t>
+            </w:r>
+          </w:p>
+        </w:tc>
+        <w:tc>
+          <w:tcPr>
+            <w:tcW w:type="dxa" w:w="4200"/>
+            <w:tcBorders>
+              <w:top w:val="single" w:sz="4" w:space="0" w:color="B0C8E0"/>
+              <w:left w:val="single" w:sz="4" w:space="0" w:color="B0C8E0"/>
+              <w:bottom w:val="single" w:sz="4" w:space="0" w:color="B0C8E0"/>
+              <w:right w:val="single" w:sz="4" w:space="0" w:color="B0C8E0"/>
+            </w:tcBorders>
+          </w:tcPr>
+          <w:p>
+            <w:pPr>
+              <w:jc w:val="left"/>
+            </w:pPr>
+            <w:r/>
+            <w:r>
+              <w:rPr>
+                <w:rFonts w:ascii="맑은 고딕" w:hAnsi="맑은 고딕" w:eastAsia="맑은 고딕" w:cs="맑은 고딕"/>
+                <w:b w:val="0"/>
+                <w:color w:val="2C2114"/>
+                <w:sz w:val="18"/>
+              </w:rPr>
+              <w:t>최초 제정</w:t>
+            </w:r>
+          </w:p>
+        </w:tc>
+        <w:tc>
+          <w:tcPr>
+            <w:tcW w:type="dxa" w:w="1700"/>
+            <w:tcBorders>
+              <w:top w:val="single" w:sz="4" w:space="0" w:color="B0C8E0"/>
+              <w:left w:val="single" w:sz="4" w:space="0" w:color="B0C8E0"/>
+              <w:bottom w:val="single" w:sz="4" w:space="0" w:color="B0C8E0"/>
+              <w:right w:val="single" w:sz="4" w:space="0" w:color="B0C8E0"/>
+            </w:tcBorders>
+          </w:tcPr>
+          <w:p>
+            <w:pPr>
+              <w:jc w:val="center"/>
+            </w:pPr>
+            <w:r/>
+            <w:r>
+              <w:rPr>
+                <w:rFonts w:ascii="맑은 고딕" w:hAnsi="맑은 고딕" w:eastAsia="맑은 고딕" w:cs="맑은 고딕"/>
+                <w:b w:val="0"/>
+                <w:color w:val="2C2114"/>
+                <w:sz w:val="18"/>
+              </w:rPr>
+              <w:t>—</w:t>
+            </w:r>
+          </w:p>
+        </w:tc>
+        <w:tc>
+          <w:tcPr>
+            <w:tcW w:type="dxa" w:w="1700"/>
+            <w:tcBorders>
+              <w:top w:val="single" w:sz="4" w:space="0" w:color="B0C8E0"/>
+              <w:left w:val="single" w:sz="4" w:space="0" w:color="B0C8E0"/>
+              <w:bottom w:val="single" w:sz="4" w:space="0" w:color="B0C8E0"/>
+              <w:right w:val="single" w:sz="4" w:space="0" w:color="B0C8E0"/>
+            </w:tcBorders>
+          </w:tcPr>
+          <w:p>
+            <w:pPr>
+              <w:jc w:val="center"/>
+            </w:pPr>
+            <w:r/>
+            <w:r>
+              <w:rPr>
+                <w:rFonts w:ascii="맑은 고딕" w:hAnsi="맑은 고딕" w:eastAsia="맑은 고딕" w:cs="맑은 고딕"/>
+                <w:b w:val="0"/>
+                <w:color w:val="2C2114"/>
+                <w:sz w:val="18"/>
+              </w:rPr>
+              <w:t>담임목사 박상혁</w:t>
+            </w:r>
+          </w:p>
+        </w:tc>
+      </w:tr>
+      <w:tr>
+        <w:tc>
+          <w:tcPr>
+            <w:tcW w:type="dxa" w:w="1100"/>
+            <w:tcBorders>
+              <w:top w:val="single" w:sz="4" w:space="0" w:color="B0C8E0"/>
+              <w:left w:val="single" w:sz="4" w:space="0" w:color="B0C8E0"/>
+              <w:bottom w:val="single" w:sz="4" w:space="0" w:color="B0C8E0"/>
+              <w:right w:val="single" w:sz="4" w:space="0" w:color="B0C8E0"/>
+            </w:tcBorders>
+          </w:tcPr>
+          <w:p>
+            <w:pPr>
+              <w:jc w:val="center"/>
+            </w:pPr>
+            <w:r/>
+            <w:r>
+              <w:rPr>
+                <w:rFonts w:ascii="맑은 고딕" w:hAnsi="맑은 고딕" w:eastAsia="맑은 고딕" w:cs="맑은 고딕"/>
+                <w:b w:val="0"/>
+                <w:color w:val="2C2114"/>
+                <w:sz w:val="18"/>
+              </w:rPr>
+            </w:r>
+          </w:p>
+        </w:tc>
+        <w:tc>
+          <w:tcPr>
+            <w:tcW w:type="dxa" w:w="1700"/>
+            <w:tcBorders>
+              <w:top w:val="single" w:sz="4" w:space="0" w:color="B0C8E0"/>
+              <w:left w:val="single" w:sz="4" w:space="0" w:color="B0C8E0"/>
+              <w:bottom w:val="single" w:sz="4" w:space="0" w:color="B0C8E0"/>
+              <w:right w:val="single" w:sz="4" w:space="0" w:color="B0C8E0"/>
+            </w:tcBorders>
+          </w:tcPr>
+          <w:p>
+            <w:pPr>
+              <w:jc w:val="center"/>
+            </w:pPr>
+            <w:r/>
+            <w:r>
+              <w:rPr>
+                <w:rFonts w:ascii="맑은 고딕" w:hAnsi="맑은 고딕" w:eastAsia="맑은 고딕" w:cs="맑은 고딕"/>
+                <w:b w:val="0"/>
+                <w:color w:val="2C2114"/>
+                <w:sz w:val="18"/>
+              </w:rPr>
+            </w:r>
+          </w:p>
+        </w:tc>
+        <w:tc>
+          <w:tcPr>
+            <w:tcW w:type="dxa" w:w="4200"/>
+            <w:tcBorders>
+              <w:top w:val="single" w:sz="4" w:space="0" w:color="B0C8E0"/>
+              <w:left w:val="single" w:sz="4" w:space="0" w:color="B0C8E0"/>
+              <w:bottom w:val="single" w:sz="4" w:space="0" w:color="B0C8E0"/>
+              <w:right w:val="single" w:sz="4" w:space="0" w:color="B0C8E0"/>
+            </w:tcBorders>
+          </w:tcPr>
+          <w:p>
+            <w:pPr>
+              <w:jc w:val="center"/>
+            </w:pPr>
+            <w:r/>
+            <w:r>
+              <w:rPr>
+                <w:rFonts w:ascii="맑은 고딕" w:hAnsi="맑은 고딕" w:eastAsia="맑은 고딕" w:cs="맑은 고딕"/>
+                <w:b w:val="0"/>
+                <w:color w:val="2C2114"/>
+                <w:sz w:val="18"/>
+              </w:rPr>
+            </w:r>
+          </w:p>
+        </w:tc>
+        <w:tc>
+          <w:tcPr>
+            <w:tcW w:type="dxa" w:w="1700"/>
+            <w:tcBorders>
+              <w:top w:val="single" w:sz="4" w:space="0" w:color="B0C8E0"/>
+              <w:left w:val="single" w:sz="4" w:space="0" w:color="B0C8E0"/>
+              <w:bottom w:val="single" w:sz="4" w:space="0" w:color="B0C8E0"/>
+              <w:right w:val="single" w:sz="4" w:space="0" w:color="B0C8E0"/>
+            </w:tcBorders>
+          </w:tcPr>
+          <w:p>
+            <w:pPr>
+              <w:jc w:val="center"/>
+            </w:pPr>
+            <w:r/>
+            <w:r>
+              <w:rPr>
+                <w:rFonts w:ascii="맑은 고딕" w:hAnsi="맑은 고딕" w:eastAsia="맑은 고딕" w:cs="맑은 고딕"/>
+                <w:b w:val="0"/>
+                <w:color w:val="2C2114"/>
+                <w:sz w:val="18"/>
+              </w:rPr>
+            </w:r>
+          </w:p>
+        </w:tc>
+        <w:tc>
+          <w:tcPr>
+            <w:tcW w:type="dxa" w:w="1700"/>
+            <w:tcBorders>
+              <w:top w:val="single" w:sz="4" w:space="0" w:color="B0C8E0"/>
+              <w:left w:val="single" w:sz="4" w:space="0" w:color="B0C8E0"/>
+              <w:bottom w:val="single" w:sz="4" w:space="0" w:color="B0C8E0"/>
+              <w:right w:val="single" w:sz="4" w:space="0" w:color="B0C8E0"/>
+            </w:tcBorders>
+          </w:tcPr>
+          <w:p>
+            <w:pPr>
+              <w:jc w:val="center"/>
+            </w:pPr>
+            <w:r/>
+            <w:r>
+              <w:rPr>
+                <w:rFonts w:ascii="맑은 고딕" w:hAnsi="맑은 고딕" w:eastAsia="맑은 고딕" w:cs="맑은 고딕"/>
+                <w:b w:val="0"/>
+                <w:color w:val="2C2114"/>
+                <w:sz w:val="18"/>
+              </w:rPr>
+            </w:r>
+          </w:p>
+        </w:tc>
+      </w:tr>
+      <w:tr>
+        <w:tc>
+          <w:tcPr>
+            <w:tcW w:type="dxa" w:w="1100"/>
+            <w:tcBorders>
+              <w:top w:val="single" w:sz="4" w:space="0" w:color="B0C8E0"/>
+              <w:left w:val="single" w:sz="4" w:space="0" w:color="B0C8E0"/>
+              <w:bottom w:val="single" w:sz="4" w:space="0" w:color="B0C8E0"/>
+              <w:right w:val="single" w:sz="4" w:space="0" w:color="B0C8E0"/>
+            </w:tcBorders>
+          </w:tcPr>
+          <w:p>
+            <w:pPr>
+              <w:jc w:val="center"/>
+            </w:pPr>
+            <w:r/>
+            <w:r>
+              <w:rPr>
+                <w:rFonts w:ascii="맑은 고딕" w:hAnsi="맑은 고딕" w:eastAsia="맑은 고딕" w:cs="맑은 고딕"/>
+                <w:b w:val="0"/>
+                <w:color w:val="2C2114"/>
+                <w:sz w:val="18"/>
+              </w:rPr>
+            </w:r>
+          </w:p>
+        </w:tc>
+        <w:tc>
+          <w:tcPr>
+            <w:tcW w:type="dxa" w:w="1700"/>
+            <w:tcBorders>
+              <w:top w:val="single" w:sz="4" w:space="0" w:color="B0C8E0"/>
+              <w:left w:val="single" w:sz="4" w:space="0" w:color="B0C8E0"/>
+              <w:bottom w:val="single" w:sz="4" w:space="0" w:color="B0C8E0"/>
+              <w:right w:val="single" w:sz="4" w:space="0" w:color="B0C8E0"/>
+            </w:tcBorders>
+          </w:tcPr>
+          <w:p>
+            <w:pPr>
+              <w:jc w:val="center"/>
+            </w:pPr>
+            <w:r/>
+            <w:r>
+              <w:rPr>
+                <w:rFonts w:ascii="맑은 고딕" w:hAnsi="맑은 고딕" w:eastAsia="맑은 고딕" w:cs="맑은 고딕"/>
+                <w:b w:val="0"/>
+                <w:color w:val="2C2114"/>
+                <w:sz w:val="18"/>
+              </w:rPr>
+            </w:r>
+          </w:p>
+        </w:tc>
+        <w:tc>
+          <w:tcPr>
+            <w:tcW w:type="dxa" w:w="4200"/>
+            <w:tcBorders>
+              <w:top w:val="single" w:sz="4" w:space="0" w:color="B0C8E0"/>
+              <w:left w:val="single" w:sz="4" w:space="0" w:color="B0C8E0"/>
+              <w:bottom w:val="single" w:sz="4" w:space="0" w:color="B0C8E0"/>
+              <w:right w:val="single" w:sz="4" w:space="0" w:color="B0C8E0"/>
+            </w:tcBorders>
+          </w:tcPr>
+          <w:p>
+            <w:pPr>
+              <w:jc w:val="center"/>
+            </w:pPr>
+            <w:r/>
+            <w:r>
+              <w:rPr>
+                <w:rFonts w:ascii="맑은 고딕" w:hAnsi="맑은 고딕" w:eastAsia="맑은 고딕" w:cs="맑은 고딕"/>
+                <w:b w:val="0"/>
+                <w:color w:val="2C2114"/>
+                <w:sz w:val="18"/>
+              </w:rPr>
+            </w:r>
+          </w:p>
+        </w:tc>
+        <w:tc>
+          <w:tcPr>
+            <w:tcW w:type="dxa" w:w="1700"/>
+            <w:tcBorders>
+              <w:top w:val="single" w:sz="4" w:space="0" w:color="B0C8E0"/>
+              <w:left w:val="single" w:sz="4" w:space="0" w:color="B0C8E0"/>
+              <w:bottom w:val="single" w:sz="4" w:space="0" w:color="B0C8E0"/>
+              <w:right w:val="single" w:sz="4" w:space="0" w:color="B0C8E0"/>
+            </w:tcBorders>
+          </w:tcPr>
+          <w:p>
+            <w:pPr>
+              <w:jc w:val="center"/>
+            </w:pPr>
+            <w:r/>
+            <w:r>
+              <w:rPr>
+                <w:rFonts w:ascii="맑은 고딕" w:hAnsi="맑은 고딕" w:eastAsia="맑은 고딕" w:cs="맑은 고딕"/>
+                <w:b w:val="0"/>
+                <w:color w:val="2C2114"/>
+                <w:sz w:val="18"/>
+              </w:rPr>
+            </w:r>
+          </w:p>
+        </w:tc>
+        <w:tc>
+          <w:tcPr>
+            <w:tcW w:type="dxa" w:w="1700"/>
+            <w:tcBorders>
+              <w:top w:val="single" w:sz="4" w:space="0" w:color="B0C8E0"/>
+              <w:left w:val="single" w:sz="4" w:space="0" w:color="B0C8E0"/>
+              <w:bottom w:val="single" w:sz="4" w:space="0" w:color="B0C8E0"/>
+              <w:right w:val="single" w:sz="4" w:space="0" w:color="B0C8E0"/>
+            </w:tcBorders>
+          </w:tcPr>
+          <w:p>
+            <w:pPr>
+              <w:jc w:val="center"/>
+            </w:pPr>
+            <w:r/>
+            <w:r>
+              <w:rPr>
+                <w:rFonts w:ascii="맑은 고딕" w:hAnsi="맑은 고딕" w:eastAsia="맑은 고딕" w:cs="맑은 고딕"/>
+                <w:b w:val="0"/>
+                <w:color w:val="2C2114"/>
+                <w:sz w:val="18"/>
+              </w:rPr>
+            </w:r>
+          </w:p>
+        </w:tc>
+      </w:tr>
+      <w:tr>
+        <w:tc>
+          <w:tcPr>
+            <w:tcW w:type="dxa" w:w="1100"/>
+            <w:tcBorders>
+              <w:top w:val="single" w:sz="4" w:space="0" w:color="B0C8E0"/>
+              <w:left w:val="single" w:sz="4" w:space="0" w:color="B0C8E0"/>
+              <w:bottom w:val="single" w:sz="4" w:space="0" w:color="B0C8E0"/>
+              <w:right w:val="single" w:sz="4" w:space="0" w:color="B0C8E0"/>
+            </w:tcBorders>
+          </w:tcPr>
+          <w:p>
+            <w:pPr>
+              <w:jc w:val="center"/>
+            </w:pPr>
+            <w:r/>
+            <w:r>
+              <w:rPr>
+                <w:rFonts w:ascii="맑은 고딕" w:hAnsi="맑은 고딕" w:eastAsia="맑은 고딕" w:cs="맑은 고딕"/>
+                <w:b w:val="0"/>
+                <w:color w:val="2C2114"/>
+                <w:sz w:val="18"/>
+              </w:rPr>
+            </w:r>
+          </w:p>
+        </w:tc>
+        <w:tc>
+          <w:tcPr>
+            <w:tcW w:type="dxa" w:w="1700"/>
+            <w:tcBorders>
+              <w:top w:val="single" w:sz="4" w:space="0" w:color="B0C8E0"/>
+              <w:left w:val="single" w:sz="4" w:space="0" w:color="B0C8E0"/>
+              <w:bottom w:val="single" w:sz="4" w:space="0" w:color="B0C8E0"/>
+              <w:right w:val="single" w:sz="4" w:space="0" w:color="B0C8E0"/>
+            </w:tcBorders>
+          </w:tcPr>
+          <w:p>
+            <w:pPr>
+              <w:jc w:val="center"/>
+            </w:pPr>
+            <w:r/>
+            <w:r>
+              <w:rPr>
+                <w:rFonts w:ascii="맑은 고딕" w:hAnsi="맑은 고딕" w:eastAsia="맑은 고딕" w:cs="맑은 고딕"/>
+                <w:b w:val="0"/>
+                <w:color w:val="2C2114"/>
+                <w:sz w:val="18"/>
+              </w:rPr>
+            </w:r>
+          </w:p>
+        </w:tc>
+        <w:tc>
+          <w:tcPr>
+            <w:tcW w:type="dxa" w:w="4200"/>
+            <w:tcBorders>
+              <w:top w:val="single" w:sz="4" w:space="0" w:color="B0C8E0"/>
+              <w:left w:val="single" w:sz="4" w:space="0" w:color="B0C8E0"/>
+              <w:bottom w:val="single" w:sz="4" w:space="0" w:color="B0C8E0"/>
+              <w:right w:val="single" w:sz="4" w:space="0" w:color="B0C8E0"/>
+            </w:tcBorders>
+          </w:tcPr>
+          <w:p>
+            <w:pPr>
+              <w:jc w:val="center"/>
+            </w:pPr>
+            <w:r/>
+            <w:r>
+              <w:rPr>
+                <w:rFonts w:ascii="맑은 고딕" w:hAnsi="맑은 고딕" w:eastAsia="맑은 고딕" w:cs="맑은 고딕"/>
+                <w:b w:val="0"/>
+                <w:color w:val="2C2114"/>
+                <w:sz w:val="18"/>
+              </w:rPr>
+            </w:r>
+          </w:p>
+        </w:tc>
+        <w:tc>
+          <w:tcPr>
+            <w:tcW w:type="dxa" w:w="1700"/>
+            <w:tcBorders>
+              <w:top w:val="single" w:sz="4" w:space="0" w:color="B0C8E0"/>
+              <w:left w:val="single" w:sz="4" w:space="0" w:color="B0C8E0"/>
+              <w:bottom w:val="single" w:sz="4" w:space="0" w:color="B0C8E0"/>
+              <w:right w:val="single" w:sz="4" w:space="0" w:color="B0C8E0"/>
+            </w:tcBorders>
+          </w:tcPr>
+          <w:p>
+            <w:pPr>
+              <w:jc w:val="center"/>
+            </w:pPr>
+            <w:r/>
+            <w:r>
+              <w:rPr>
+                <w:rFonts w:ascii="맑은 고딕" w:hAnsi="맑은 고딕" w:eastAsia="맑은 고딕" w:cs="맑은 고딕"/>
+                <w:b w:val="0"/>
+                <w:color w:val="2C2114"/>
+                <w:sz w:val="18"/>
+              </w:rPr>
+            </w:r>
+          </w:p>
+        </w:tc>
+        <w:tc>
+          <w:tcPr>
+            <w:tcW w:type="dxa" w:w="1700"/>
+            <w:tcBorders>
+              <w:top w:val="single" w:sz="4" w:space="0" w:color="B0C8E0"/>
+              <w:left w:val="single" w:sz="4" w:space="0" w:color="B0C8E0"/>
+              <w:bottom w:val="single" w:sz="4" w:space="0" w:color="B0C8E0"/>
+              <w:right w:val="single" w:sz="4" w:space="0" w:color="B0C8E0"/>
+            </w:tcBorders>
+          </w:tcPr>
+          <w:p>
+            <w:pPr>
+              <w:jc w:val="center"/>
+            </w:pPr>
+            <w:r/>
+            <w:r>
+              <w:rPr>
+                <w:rFonts w:ascii="맑은 고딕" w:hAnsi="맑은 고딕" w:eastAsia="맑은 고딕" w:cs="맑은 고딕"/>
+                <w:b w:val="0"/>
+                <w:color w:val="2C2114"/>
+                <w:sz w:val="18"/>
+              </w:rPr>
+            </w:r>
+          </w:p>
+        </w:tc>
+      </w:tr>
+      <w:tr>
+        <w:tc>
+          <w:tcPr>
+            <w:tcW w:type="dxa" w:w="1100"/>
+            <w:tcBorders>
+              <w:top w:val="single" w:sz="4" w:space="0" w:color="B0C8E0"/>
+              <w:left w:val="single" w:sz="4" w:space="0" w:color="B0C8E0"/>
+              <w:bottom w:val="single" w:sz="4" w:space="0" w:color="B0C8E0"/>
+              <w:right w:val="single" w:sz="4" w:space="0" w:color="B0C8E0"/>
+            </w:tcBorders>
+          </w:tcPr>
+          <w:p>
+            <w:pPr>
+              <w:jc w:val="center"/>
+            </w:pPr>
+            <w:r/>
+            <w:r>
+              <w:rPr>
+                <w:rFonts w:ascii="맑은 고딕" w:hAnsi="맑은 고딕" w:eastAsia="맑은 고딕" w:cs="맑은 고딕"/>
+                <w:b w:val="0"/>
+                <w:color w:val="2C2114"/>
+                <w:sz w:val="18"/>
+              </w:rPr>
+            </w:r>
+          </w:p>
+        </w:tc>
+        <w:tc>
+          <w:tcPr>
+            <w:tcW w:type="dxa" w:w="1700"/>
+            <w:tcBorders>
+              <w:top w:val="single" w:sz="4" w:space="0" w:color="B0C8E0"/>
+              <w:left w:val="single" w:sz="4" w:space="0" w:color="B0C8E0"/>
+              <w:bottom w:val="single" w:sz="4" w:space="0" w:color="B0C8E0"/>
+              <w:right w:val="single" w:sz="4" w:space="0" w:color="B0C8E0"/>
+            </w:tcBorders>
+          </w:tcPr>
+          <w:p>
+            <w:pPr>
+              <w:jc w:val="center"/>
+            </w:pPr>
+            <w:r/>
+            <w:r>
+              <w:rPr>
+                <w:rFonts w:ascii="맑은 고딕" w:hAnsi="맑은 고딕" w:eastAsia="맑은 고딕" w:cs="맑은 고딕"/>
+                <w:b w:val="0"/>
+                <w:color w:val="2C2114"/>
+                <w:sz w:val="18"/>
+              </w:rPr>
+            </w:r>
+          </w:p>
+        </w:tc>
+        <w:tc>
+          <w:tcPr>
+            <w:tcW w:type="dxa" w:w="4200"/>
+            <w:tcBorders>
+              <w:top w:val="single" w:sz="4" w:space="0" w:color="B0C8E0"/>
+              <w:left w:val="single" w:sz="4" w:space="0" w:color="B0C8E0"/>
+              <w:bottom w:val="single" w:sz="4" w:space="0" w:color="B0C8E0"/>
+              <w:right w:val="single" w:sz="4" w:space="0" w:color="B0C8E0"/>
+            </w:tcBorders>
+          </w:tcPr>
+          <w:p>
+            <w:pPr>
+              <w:jc w:val="center"/>
+            </w:pPr>
+            <w:r/>
+            <w:r>
+              <w:rPr>
+                <w:rFonts w:ascii="맑은 고딕" w:hAnsi="맑은 고딕" w:eastAsia="맑은 고딕" w:cs="맑은 고딕"/>
+                <w:b w:val="0"/>
+                <w:color w:val="2C2114"/>
+                <w:sz w:val="18"/>
+              </w:rPr>
+            </w:r>
+          </w:p>
+        </w:tc>
+        <w:tc>
+          <w:tcPr>
+            <w:tcW w:type="dxa" w:w="1700"/>
+            <w:tcBorders>
+              <w:top w:val="single" w:sz="4" w:space="0" w:color="B0C8E0"/>
+              <w:left w:val="single" w:sz="4" w:space="0" w:color="B0C8E0"/>
+              <w:bottom w:val="single" w:sz="4" w:space="0" w:color="B0C8E0"/>
+              <w:right w:val="single" w:sz="4" w:space="0" w:color="B0C8E0"/>
+            </w:tcBorders>
+          </w:tcPr>
+          <w:p>
+            <w:pPr>
+              <w:jc w:val="center"/>
+            </w:pPr>
+            <w:r/>
+            <w:r>
+              <w:rPr>
+                <w:rFonts w:ascii="맑은 고딕" w:hAnsi="맑은 고딕" w:eastAsia="맑은 고딕" w:cs="맑은 고딕"/>
+                <w:b w:val="0"/>
+                <w:color w:val="2C2114"/>
+                <w:sz w:val="18"/>
+              </w:rPr>
+            </w:r>
+          </w:p>
+        </w:tc>
+        <w:tc>
+          <w:tcPr>
+            <w:tcW w:type="dxa" w:w="1700"/>
+            <w:tcBorders>
+              <w:top w:val="single" w:sz="4" w:space="0" w:color="B0C8E0"/>
+              <w:left w:val="single" w:sz="4" w:space="0" w:color="B0C8E0"/>
+              <w:bottom w:val="single" w:sz="4" w:space="0" w:color="B0C8E0"/>
+              <w:right w:val="single" w:sz="4" w:space="0" w:color="B0C8E0"/>
+            </w:tcBorders>
+          </w:tcPr>
+          <w:p>
+            <w:pPr>
+              <w:jc w:val="center"/>
+            </w:pPr>
+            <w:r/>
+            <w:r>
+              <w:rPr>
+                <w:rFonts w:ascii="맑은 고딕" w:hAnsi="맑은 고딕" w:eastAsia="맑은 고딕" w:cs="맑은 고딕"/>
+                <w:b w:val="0"/>
+                <w:color w:val="2C2114"/>
+                <w:sz w:val="18"/>
+              </w:rPr>
+            </w:r>
+          </w:p>
+        </w:tc>
+      </w:tr>
+      <w:tr>
+        <w:tc>
+          <w:tcPr>
+            <w:tcW w:type="dxa" w:w="1100"/>
+            <w:tcBorders>
+              <w:top w:val="single" w:sz="4" w:space="0" w:color="B0C8E0"/>
+              <w:left w:val="single" w:sz="4" w:space="0" w:color="B0C8E0"/>
+              <w:bottom w:val="single" w:sz="4" w:space="0" w:color="B0C8E0"/>
+              <w:right w:val="single" w:sz="4" w:space="0" w:color="B0C8E0"/>
+            </w:tcBorders>
+          </w:tcPr>
+          <w:p>
+            <w:pPr>
+              <w:jc w:val="center"/>
+            </w:pPr>
+            <w:r/>
+            <w:r>
+              <w:rPr>
+                <w:rFonts w:ascii="맑은 고딕" w:hAnsi="맑은 고딕" w:eastAsia="맑은 고딕" w:cs="맑은 고딕"/>
+                <w:b w:val="0"/>
+                <w:color w:val="2C2114"/>
+                <w:sz w:val="18"/>
+              </w:rPr>
+            </w:r>
+          </w:p>
+        </w:tc>
+        <w:tc>
+          <w:tcPr>
+            <w:tcW w:type="dxa" w:w="1700"/>
+            <w:tcBorders>
+              <w:top w:val="single" w:sz="4" w:space="0" w:color="B0C8E0"/>
+              <w:left w:val="single" w:sz="4" w:space="0" w:color="B0C8E0"/>
+              <w:bottom w:val="single" w:sz="4" w:space="0" w:color="B0C8E0"/>
+              <w:right w:val="single" w:sz="4" w:space="0" w:color="B0C8E0"/>
+            </w:tcBorders>
+          </w:tcPr>
+          <w:p>
+            <w:pPr>
+              <w:jc w:val="center"/>
+            </w:pPr>
+            <w:r/>
+            <w:r>
+              <w:rPr>
+                <w:rFonts w:ascii="맑은 고딕" w:hAnsi="맑은 고딕" w:eastAsia="맑은 고딕" w:cs="맑은 고딕"/>
+                <w:b w:val="0"/>
+                <w:color w:val="2C2114"/>
+                <w:sz w:val="18"/>
+              </w:rPr>
+            </w:r>
+          </w:p>
+        </w:tc>
+        <w:tc>
+          <w:tcPr>
+            <w:tcW w:type="dxa" w:w="4200"/>
+            <w:tcBorders>
+              <w:top w:val="single" w:sz="4" w:space="0" w:color="B0C8E0"/>
+              <w:left w:val="single" w:sz="4" w:space="0" w:color="B0C8E0"/>
+              <w:bottom w:val="single" w:sz="4" w:space="0" w:color="B0C8E0"/>
+              <w:right w:val="single" w:sz="4" w:space="0" w:color="B0C8E0"/>
+            </w:tcBorders>
+          </w:tcPr>
+          <w:p>
+            <w:pPr>
+              <w:jc w:val="center"/>
+            </w:pPr>
+            <w:r/>
+            <w:r>
+              <w:rPr>
+                <w:rFonts w:ascii="맑은 고딕" w:hAnsi="맑은 고딕" w:eastAsia="맑은 고딕" w:cs="맑은 고딕"/>
+                <w:b w:val="0"/>
+                <w:color w:val="2C2114"/>
+                <w:sz w:val="18"/>
+              </w:rPr>
+            </w:r>
+          </w:p>
+        </w:tc>
+        <w:tc>
+          <w:tcPr>
+            <w:tcW w:type="dxa" w:w="1700"/>
+            <w:tcBorders>
+              <w:top w:val="single" w:sz="4" w:space="0" w:color="B0C8E0"/>
+              <w:left w:val="single" w:sz="4" w:space="0" w:color="B0C8E0"/>
+              <w:bottom w:val="single" w:sz="4" w:space="0" w:color="B0C8E0"/>
+              <w:right w:val="single" w:sz="4" w:space="0" w:color="B0C8E0"/>
+            </w:tcBorders>
+          </w:tcPr>
+          <w:p>
+            <w:pPr>
+              <w:jc w:val="center"/>
+            </w:pPr>
+            <w:r/>
+            <w:r>
+              <w:rPr>
+                <w:rFonts w:ascii="맑은 고딕" w:hAnsi="맑은 고딕" w:eastAsia="맑은 고딕" w:cs="맑은 고딕"/>
+                <w:b w:val="0"/>
+                <w:color w:val="2C2114"/>
+                <w:sz w:val="18"/>
+              </w:rPr>
+            </w:r>
+          </w:p>
+        </w:tc>
+        <w:tc>
+          <w:tcPr>
+            <w:tcW w:type="dxa" w:w="1700"/>
+            <w:tcBorders>
+              <w:top w:val="single" w:sz="4" w:space="0" w:color="B0C8E0"/>
+              <w:left w:val="single" w:sz="4" w:space="0" w:color="B0C8E0"/>
+              <w:bottom w:val="single" w:sz="4" w:space="0" w:color="B0C8E0"/>
+              <w:right w:val="single" w:sz="4" w:space="0" w:color="B0C8E0"/>
+            </w:tcBorders>
+          </w:tcPr>
+          <w:p>
+            <w:pPr>
+              <w:jc w:val="center"/>
+            </w:pPr>
+            <w:r/>
+            <w:r>
+              <w:rPr>
+                <w:rFonts w:ascii="맑은 고딕" w:hAnsi="맑은 고딕" w:eastAsia="맑은 고딕" w:cs="맑은 고딕"/>
+                <w:b w:val="0"/>
+                <w:color w:val="2C2114"/>
+                <w:sz w:val="18"/>
+              </w:rPr>
             </w:r>
           </w:p>
         </w:tc>
@@ -8210,9 +9290,6 @@
 <w:ftr xmlns:wpc="http://schemas.microsoft.com/office/word/2010/wordprocessingCanvas" xmlns:mc="http://schemas.openxmlformats.org/markup-compatibility/2006" xmlns:o="urn:schemas-microsoft-com:office:office" xmlns:r="http://schemas.openxmlformats.org/officeDocument/2006/relationships" xmlns:m="http://schemas.openxmlformats.org/officeDocument/2006/math" xmlns:v="urn:schemas-microsoft-com:vml" xmlns:wp14="http://schemas.microsoft.com/office/word/2010/wordprocessingDrawing" xmlns:wp="http://schemas.openxmlformats.org/drawingml/2006/wordprocessingDrawing" xmlns:w10="urn:schemas-microsoft-com:office:word" xmlns:w="http://schemas.openxmlformats.org/wordprocessingml/2006/main" xmlns:w14="http://schemas.microsoft.com/office/word/2010/wordml" xmlns:w15="http://schemas.microsoft.com/office/word/2012/wordml" xmlns:wpg="http://schemas.microsoft.com/office/word/2010/wordprocessingGroup" xmlns:wpi="http://schemas.microsoft.com/office/word/2010/wordprocessingInk" xmlns:wne="http://schemas.microsoft.com/office/word/2006/wordml" xmlns:wps="http://schemas.microsoft.com/office/word/2010/wordprocessingShape">
   <w:p>
     <w:pPr>
-      <w:pBdr>
-        <w:top w:val="single" w:color="B0C8E0" w:sz="4"/>
-      </w:pBdr>
       <w:spacing w:after="0" w:before="80"/>
     </w:pPr>
     <w:r>
@@ -8269,9 +9346,6 @@
 <w:hdr xmlns:wpc="http://schemas.microsoft.com/office/word/2010/wordprocessingCanvas" xmlns:mc="http://schemas.openxmlformats.org/markup-compatibility/2006" xmlns:o="urn:schemas-microsoft-com:office:office" xmlns:r="http://schemas.openxmlformats.org/officeDocument/2006/relationships" xmlns:m="http://schemas.openxmlformats.org/officeDocument/2006/math" xmlns:v="urn:schemas-microsoft-com:vml" xmlns:wp14="http://schemas.microsoft.com/office/word/2010/wordprocessingDrawing" xmlns:wp="http://schemas.openxmlformats.org/drawingml/2006/wordprocessingDrawing" xmlns:w10="urn:schemas-microsoft-com:office:word" xmlns:w="http://schemas.openxmlformats.org/wordprocessingml/2006/main" xmlns:w14="http://schemas.microsoft.com/office/word/2010/wordml" xmlns:w15="http://schemas.microsoft.com/office/word/2012/wordml" xmlns:wpg="http://schemas.microsoft.com/office/word/2010/wordprocessingGroup" xmlns:wpi="http://schemas.microsoft.com/office/word/2010/wordprocessingInk" xmlns:wne="http://schemas.microsoft.com/office/word/2006/wordml" xmlns:wps="http://schemas.microsoft.com/office/word/2010/wordprocessingShape" xmlns:cx="http://schemas.microsoft.com/office/drawing/2014/chartex" xmlns:cx1="http://schemas.microsoft.com/office/drawing/2015/9/8/chartex" xmlns:cx2="http://schemas.microsoft.com/office/drawing/2015/10/21/chartex" xmlns:cx3="http://schemas.microsoft.com/office/drawing/2016/5/9/chartex" xmlns:cx4="http://schemas.microsoft.com/office/drawing/2016/5/10/chartex" xmlns:cx5="http://schemas.microsoft.com/office/drawing/2016/5/11/chartex" xmlns:cx6="http://schemas.microsoft.com/office/drawing/2016/5/12/chartex" xmlns:cx7="http://schemas.microsoft.com/office/drawing/2016/5/13/chartex" xmlns:cx8="http://schemas.microsoft.com/office/drawing/2016/5/14/chartex" xmlns:w16cid="http://schemas.microsoft.com/office/word/2016/wordml/cid" xmlns:w16se="http://schemas.microsoft.com/office/word/2015/wordml/symex">
   <w:p>
     <w:pPr>
-      <w:pBdr>
-        <w:bottom w:val="single" w:color="C8714A" w:sz="4"/>
-      </w:pBdr>
       <w:spacing w:after="80" w:before="0"/>
     </w:pPr>
     <w:r>

--- a/DB/재정부/FIN_재정부매뉴얼_201-203_사랑과평안의교회.docx
+++ b/DB/재정부/FIN_재정부매뉴얼_201-203_사랑과평안의교회.docx
@@ -5135,20 +5135,6 @@
     </w:p>
     <w:p>
       <w:pPr>
-        <w:spacing w:after="40" w:before="0"/>
-      </w:pPr>
-      <w:r>
-        <w:rPr>
-          <w:rFonts w:ascii="맑은 고딕" w:cs="맑은 고딕" w:eastAsia="맑은 고딕" w:hAnsi="맑은 고딕"/>
-          <w:color w:val="1A1A1A"/>
-          <w:sz w:val="20"/>
-          <w:szCs w:val="20"/>
-        </w:rPr>
-        <w:t xml:space="preserve"/>
-      </w:r>
-    </w:p>
-    <w:p>
-      <w:pPr>
         <w:spacing w:after="60" w:before="260"/>
         <w:ind w:left="180"/>
       </w:pPr>
@@ -5161,7 +5147,7 @@
           <w:sz w:val="21"/>
           <w:szCs w:val="21"/>
         </w:rPr>
-        <w:t xml:space="preserve">제 5 조 (예산 집행 현황 모니터링)</w:t>
+        <w:t>제 5 조 (지출 관리 체계)</w:t>
       </w:r>
     </w:p>
     <w:p>
@@ -5177,7 +5163,7 @@
           <w:sz w:val="20"/>
           <w:szCs w:val="20"/>
         </w:rPr>
-        <w:t xml:space="preserve">① 재정부장은 매월 말 항목별 예산 집행 현황표를 작성하여 담임목사에게 보고한다.</w:t>
+        <w:t>① 부서별 지출은 각 부서에서 취합하여 재정부에 제출하며, 재정부는 이를 지출결의서(서식 FIN-F02)로 정리한다.</w:t>
       </w:r>
     </w:p>
     <w:p>
@@ -5193,69 +5179,12 @@
           <w:sz w:val="20"/>
           <w:szCs w:val="20"/>
         </w:rPr>
-        <w:t xml:space="preserve">② 특정 항목에서 예산 잔액이 20% 미만으로 떨어진 경우, 재정부장은 해당 부서장에게 경고 통보를 한다.</w:t>
-      </w:r>
-    </w:p>
-    <w:p>
-      <w:pPr>
-        <w:spacing w:after="44" w:before="40"/>
-        <w:ind w:left="360" w:hanging="360"/>
-        <w:jc w:val="both"/>
-      </w:pPr>
-      <w:r>
-        <w:rPr>
-          <w:rFonts w:ascii="맑은 고딕" w:cs="맑은 고딕" w:eastAsia="맑은 고딕" w:hAnsi="맑은 고딕"/>
-          <w:color w:val="1A1A1A"/>
-          <w:sz w:val="20"/>
-          <w:szCs w:val="20"/>
-        </w:rPr>
-        <w:t xml:space="preserve">③ 예산 초과 집행이 예상되는 경우, 해당 부서장은 즉시 재정부에 보고하고 추경 또는 예산 이용 절차를 진행한다.</w:t>
-      </w:r>
-    </w:p>
-    <w:p>
-      <w:pPr>
-        <w:spacing w:after="80" w:before="0"/>
-      </w:pPr>
-      <w:r>
-        <w:rPr>
-          <w:rFonts w:ascii="맑은 고딕" w:cs="맑은 고딕" w:eastAsia="맑은 고딕" w:hAnsi="맑은 고딕"/>
-          <w:color w:val="1A1A1A"/>
-          <w:sz w:val="20"/>
-          <w:szCs w:val="20"/>
-        </w:rPr>
-        <w:t xml:space="preserve"/>
-      </w:r>
-    </w:p>
-    <w:p>
-      <w:pPr>
-        <w:shd w:fill="FFFFFF" w:val="clear"/>
-        <w:spacing w:after="200" w:before="440"/>
-        <w:jc w:val="center"/>
-      </w:pPr>
-      <w:r>
-        <w:rPr>
-          <w:rFonts w:ascii="맑은 고딕" w:cs="맑은 고딕" w:eastAsia="맑은 고딕" w:hAnsi="맑은 고딕"/>
-          <w:b/>
-          <w:bCs/>
-          <w:color w:val="1A1A1A"/>
-          <w:sz w:val="27"/>
-          <w:szCs w:val="27"/>
-        </w:rPr>
-        <w:t xml:space="preserve">제 3 장  월별 재정 보고</w:t>
-      </w:r>
-      <w:r>
-        <w:rPr>
-          <w:rFonts w:ascii="맑은 고딕" w:cs="맑은 고딕" w:eastAsia="맑은 고딕" w:hAnsi="맑은 고딕"/>
-          <w:color w:val="C0D4EC"/>
-          <w:sz w:val="16"/>
-          <w:szCs w:val="16"/>
-        </w:rPr>
-        <w:t xml:space="preserve">  Monthly Financial Report</w:t>
-      </w:r>
-    </w:p>
-    <w:p>
-      <w:pPr>
-        <w:spacing w:after="80" w:before="0"/>
+        <w:t>② 그 외 교회 공통지출(부서 지출을 제외한 모든 지출)은 재정부가 직접 관리·정리한다.</w:t>
+      </w:r>
+    </w:p>
+    <w:p>
+      <w:pPr>
+        <w:spacing w:after="40" w:before="0"/>
       </w:pPr>
       <w:r>
         <w:rPr>
@@ -5281,7 +5210,7 @@
           <w:sz w:val="21"/>
           <w:szCs w:val="21"/>
         </w:rPr>
-        <w:t xml:space="preserve">제 6 조 (월별 재정 보고서 작성)</w:t>
+        <w:t>제 6 조 (예산 집행 현황 모니터링)</w:t>
       </w:r>
     </w:p>
     <w:p>
@@ -5297,71 +5226,7 @@
           <w:sz w:val="20"/>
           <w:szCs w:val="20"/>
         </w:rPr>
-        <w:t xml:space="preserve">① 월별 재정 보고서(서식 FIN-F05)는 매월 말 기준으로 다음 항목을 포함하여 작성한다.</w:t>
-      </w:r>
-    </w:p>
-    <w:p>
-      <w:pPr>
-        <w:spacing w:after="22" w:before="20"/>
-        <w:ind w:left="720" w:hanging="360"/>
-        <w:jc w:val="both"/>
-      </w:pPr>
-      <w:r>
-        <w:rPr>
-          <w:rFonts w:ascii="맑은 고딕" w:cs="맑은 고딕" w:eastAsia="맑은 고딕" w:hAnsi="맑은 고딕"/>
-          <w:color w:val="1A1A1A"/>
-          <w:sz w:val="20"/>
-          <w:szCs w:val="20"/>
-        </w:rPr>
-        <w:t xml:space="preserve">1. 당월 수입 합계 (헌금 종류별 내역)</w:t>
-      </w:r>
-    </w:p>
-    <w:p>
-      <w:pPr>
-        <w:spacing w:after="22" w:before="20"/>
-        <w:ind w:left="720" w:hanging="360"/>
-        <w:jc w:val="both"/>
-      </w:pPr>
-      <w:r>
-        <w:rPr>
-          <w:rFonts w:ascii="맑은 고딕" w:cs="맑은 고딕" w:eastAsia="맑은 고딕" w:hAnsi="맑은 고딕"/>
-          <w:color w:val="1A1A1A"/>
-          <w:sz w:val="20"/>
-          <w:szCs w:val="20"/>
-        </w:rPr>
-        <w:t xml:space="preserve">2. 당월 지출 합계 (항목별 내역)</w:t>
-      </w:r>
-    </w:p>
-    <w:p>
-      <w:pPr>
-        <w:spacing w:after="22" w:before="20"/>
-        <w:ind w:left="720" w:hanging="360"/>
-        <w:jc w:val="both"/>
-      </w:pPr>
-      <w:r>
-        <w:rPr>
-          <w:rFonts w:ascii="맑은 고딕" w:cs="맑은 고딕" w:eastAsia="맑은 고딕" w:hAnsi="맑은 고딕"/>
-          <w:color w:val="1A1A1A"/>
-          <w:sz w:val="20"/>
-          <w:szCs w:val="20"/>
-        </w:rPr>
-        <w:t xml:space="preserve">3. 전월 이월액 및 당월 잔액</w:t>
-      </w:r>
-    </w:p>
-    <w:p>
-      <w:pPr>
-        <w:spacing w:after="22" w:before="20"/>
-        <w:ind w:left="720" w:hanging="360"/>
-        <w:jc w:val="both"/>
-      </w:pPr>
-      <w:r>
-        <w:rPr>
-          <w:rFonts w:ascii="맑은 고딕" w:cs="맑은 고딕" w:eastAsia="맑은 고딕" w:hAnsi="맑은 고딕"/>
-          <w:color w:val="1A1A1A"/>
-          <w:sz w:val="20"/>
-          <w:szCs w:val="20"/>
-        </w:rPr>
-        <w:t xml:space="preserve">4. 연간 누계 수입·지출 및 예산 대비 집행률</w:t>
+        <w:t xml:space="preserve">① 재정부장은 매월 말 항목별 예산 집행 현황표를 작성하여 담임목사에게 보고한다.</w:t>
       </w:r>
     </w:p>
     <w:p>
@@ -5377,7 +5242,23 @@
           <w:sz w:val="20"/>
           <w:szCs w:val="20"/>
         </w:rPr>
-        <w:t xml:space="preserve">② 보고서는 다음 달 첫째 주 제직회에서 구두 보고하고, 교인에게 요약 공개한다.</w:t>
+        <w:t xml:space="preserve">② 특정 항목에서 예산 잔액이 20% 미만으로 떨어진 경우, 재정부장은 해당 부서장에게 경고 통보를 한다.</w:t>
+      </w:r>
+    </w:p>
+    <w:p>
+      <w:pPr>
+        <w:spacing w:after="44" w:before="40"/>
+        <w:ind w:left="360" w:hanging="360"/>
+        <w:jc w:val="both"/>
+      </w:pPr>
+      <w:r>
+        <w:rPr>
+          <w:rFonts w:ascii="맑은 고딕" w:cs="맑은 고딕" w:eastAsia="맑은 고딕" w:hAnsi="맑은 고딕"/>
+          <w:color w:val="1A1A1A"/>
+          <w:sz w:val="20"/>
+          <w:szCs w:val="20"/>
+        </w:rPr>
+        <w:t xml:space="preserve">③ 예산 초과 집행이 예상되는 경우, 해당 부서장은 즉시 재정부에 보고하고 추경 또는 예산 이용 절차를 진행한다.</w:t>
       </w:r>
     </w:p>
     <w:p>
@@ -5409,7 +5290,7 @@
           <w:sz w:val="27"/>
           <w:szCs w:val="27"/>
         </w:rPr>
-        <w:t xml:space="preserve">제 4 장  연간 결산</w:t>
+        <w:t xml:space="preserve">제 3 장  월별 재정 보고</w:t>
       </w:r>
       <w:r>
         <w:rPr>
@@ -5418,7 +5299,7 @@
           <w:sz w:val="16"/>
           <w:szCs w:val="16"/>
         </w:rPr>
-        <w:t xml:space="preserve">  Annual Settlement</w:t>
+        <w:t xml:space="preserve">  Monthly Financial Report</w:t>
       </w:r>
     </w:p>
     <w:p>
@@ -5449,7 +5330,7 @@
           <w:sz w:val="21"/>
           <w:szCs w:val="21"/>
         </w:rPr>
-        <w:t xml:space="preserve">제 7 조 (결산서 작성)</w:t>
+        <w:t>제 7 조 (월별 재정 보고서 작성)</w:t>
       </w:r>
     </w:p>
     <w:p>
@@ -5465,7 +5346,71 @@
           <w:sz w:val="20"/>
           <w:szCs w:val="20"/>
         </w:rPr>
-        <w:t xml:space="preserve">① 재정부는 매년 1월 말까지 전년도 연간 결산서(서식 FIN-F06)를 작성한다.</w:t>
+        <w:t xml:space="preserve">① 월별 재정 보고서(서식 FIN-F05)는 매월 말 기준으로 다음 항목을 포함하여 작성한다.</w:t>
+      </w:r>
+    </w:p>
+    <w:p>
+      <w:pPr>
+        <w:spacing w:after="22" w:before="20"/>
+        <w:ind w:left="720" w:hanging="360"/>
+        <w:jc w:val="both"/>
+      </w:pPr>
+      <w:r>
+        <w:rPr>
+          <w:rFonts w:ascii="맑은 고딕" w:cs="맑은 고딕" w:eastAsia="맑은 고딕" w:hAnsi="맑은 고딕"/>
+          <w:color w:val="1A1A1A"/>
+          <w:sz w:val="20"/>
+          <w:szCs w:val="20"/>
+        </w:rPr>
+        <w:t xml:space="preserve">1. 당월 수입 합계 (헌금 종류별 내역)</w:t>
+      </w:r>
+    </w:p>
+    <w:p>
+      <w:pPr>
+        <w:spacing w:after="22" w:before="20"/>
+        <w:ind w:left="720" w:hanging="360"/>
+        <w:jc w:val="both"/>
+      </w:pPr>
+      <w:r>
+        <w:rPr>
+          <w:rFonts w:ascii="맑은 고딕" w:cs="맑은 고딕" w:eastAsia="맑은 고딕" w:hAnsi="맑은 고딕"/>
+          <w:color w:val="1A1A1A"/>
+          <w:sz w:val="20"/>
+          <w:szCs w:val="20"/>
+        </w:rPr>
+        <w:t xml:space="preserve">2. 당월 지출 합계 (항목별 내역)</w:t>
+      </w:r>
+    </w:p>
+    <w:p>
+      <w:pPr>
+        <w:spacing w:after="22" w:before="20"/>
+        <w:ind w:left="720" w:hanging="360"/>
+        <w:jc w:val="both"/>
+      </w:pPr>
+      <w:r>
+        <w:rPr>
+          <w:rFonts w:ascii="맑은 고딕" w:cs="맑은 고딕" w:eastAsia="맑은 고딕" w:hAnsi="맑은 고딕"/>
+          <w:color w:val="1A1A1A"/>
+          <w:sz w:val="20"/>
+          <w:szCs w:val="20"/>
+        </w:rPr>
+        <w:t xml:space="preserve">3. 전월 이월액 및 당월 잔액</w:t>
+      </w:r>
+    </w:p>
+    <w:p>
+      <w:pPr>
+        <w:spacing w:after="22" w:before="20"/>
+        <w:ind w:left="720" w:hanging="360"/>
+        <w:jc w:val="both"/>
+      </w:pPr>
+      <w:r>
+        <w:rPr>
+          <w:rFonts w:ascii="맑은 고딕" w:cs="맑은 고딕" w:eastAsia="맑은 고딕" w:hAnsi="맑은 고딕"/>
+          <w:color w:val="1A1A1A"/>
+          <w:sz w:val="20"/>
+          <w:szCs w:val="20"/>
+        </w:rPr>
+        <w:t xml:space="preserve">4. 연간 누계 수입·지출 및 예산 대비 집행률</w:t>
       </w:r>
     </w:p>
     <w:p>
@@ -5481,108 +5426,53 @@
           <w:sz w:val="20"/>
           <w:szCs w:val="20"/>
         </w:rPr>
-        <w:t xml:space="preserve">② 결산서에는 다음 항목이 포함되어야 한다.</w:t>
-      </w:r>
-    </w:p>
-    <w:p>
-      <w:pPr>
-        <w:spacing w:after="22" w:before="20"/>
-        <w:ind w:left="720" w:hanging="360"/>
-        <w:jc w:val="both"/>
-      </w:pPr>
-      <w:r>
-        <w:rPr>
-          <w:rFonts w:ascii="맑은 고딕" w:cs="맑은 고딕" w:eastAsia="맑은 고딕" w:hAnsi="맑은 고딕"/>
-          <w:color w:val="1A1A1A"/>
-          <w:sz w:val="20"/>
-          <w:szCs w:val="20"/>
-        </w:rPr>
-        <w:t xml:space="preserve">1. 수입 결산 — 항목별 예산액·결산액·증감액·비고</w:t>
-      </w:r>
-    </w:p>
-    <w:p>
-      <w:pPr>
-        <w:spacing w:after="22" w:before="20"/>
-        <w:ind w:left="720" w:hanging="360"/>
-        <w:jc w:val="both"/>
-      </w:pPr>
-      <w:r>
-        <w:rPr>
-          <w:rFonts w:ascii="맑은 고딕" w:cs="맑은 고딕" w:eastAsia="맑은 고딕" w:hAnsi="맑은 고딕"/>
-          <w:color w:val="1A1A1A"/>
-          <w:sz w:val="20"/>
-          <w:szCs w:val="20"/>
-        </w:rPr>
-        <w:t xml:space="preserve">2. 지출 결산 — 항목별 예산액·결산액·집행률·비고</w:t>
-      </w:r>
-    </w:p>
-    <w:p>
-      <w:pPr>
-        <w:spacing w:after="22" w:before="20"/>
-        <w:ind w:left="720" w:hanging="360"/>
-        <w:jc w:val="both"/>
-      </w:pPr>
-      <w:r>
-        <w:rPr>
-          <w:rFonts w:ascii="맑은 고딕" w:cs="맑은 고딕" w:eastAsia="맑은 고딕" w:hAnsi="맑은 고딕"/>
-          <w:color w:val="1A1A1A"/>
-          <w:sz w:val="20"/>
-          <w:szCs w:val="20"/>
-        </w:rPr>
-        <w:t xml:space="preserve">3. 전기 이월액 및 차기 이월액</w:t>
-      </w:r>
-    </w:p>
-    <w:p>
-      <w:pPr>
-        <w:spacing w:after="22" w:before="20"/>
-        <w:ind w:left="720" w:hanging="360"/>
-        <w:jc w:val="both"/>
-      </w:pPr>
-      <w:r>
-        <w:rPr>
-          <w:rFonts w:ascii="맑은 고딕" w:cs="맑은 고딕" w:eastAsia="맑은 고딕" w:hAnsi="맑은 고딕"/>
-          <w:color w:val="1A1A1A"/>
-          <w:sz w:val="20"/>
-          <w:szCs w:val="20"/>
-        </w:rPr>
-        <w:t xml:space="preserve">4. 은행 잔액 증명서 첨부</w:t>
-      </w:r>
-    </w:p>
-    <w:p>
-      <w:pPr>
-        <w:spacing w:after="22" w:before="20"/>
-        <w:ind w:left="720" w:hanging="360"/>
-        <w:jc w:val="both"/>
-      </w:pPr>
-      <w:r>
-        <w:rPr>
-          <w:rFonts w:ascii="맑은 고딕" w:cs="맑은 고딕" w:eastAsia="맑은 고딕" w:hAnsi="맑은 고딕"/>
-          <w:color w:val="1A1A1A"/>
-          <w:sz w:val="20"/>
-          <w:szCs w:val="20"/>
-        </w:rPr>
-        <w:t xml:space="preserve">5. 재정부장 서명</w:t>
-      </w:r>
-    </w:p>
-    <w:p>
-      <w:pPr>
-        <w:spacing w:after="44" w:before="40"/>
-        <w:ind w:left="360" w:hanging="360"/>
-        <w:jc w:val="both"/>
-      </w:pPr>
-      <w:r>
-        <w:rPr>
-          <w:rFonts w:ascii="맑은 고딕" w:cs="맑은 고딕" w:eastAsia="맑은 고딕" w:hAnsi="맑은 고딕"/>
-          <w:color w:val="1A1A1A"/>
-          <w:sz w:val="20"/>
-          <w:szCs w:val="20"/>
-        </w:rPr>
-        <w:t xml:space="preserve">③ 결산서 초안은 감사위원회에 제출하여 감사를 받는다.</w:t>
-      </w:r>
-    </w:p>
-    <w:p>
-      <w:pPr>
-        <w:spacing w:after="40" w:before="0"/>
+        <w:t xml:space="preserve">② 보고서는 다음 달 첫째 주 제직회에서 구두 보고하고, 교인에게 요약 공개한다.</w:t>
+      </w:r>
+    </w:p>
+    <w:p>
+      <w:pPr>
+        <w:spacing w:after="80" w:before="0"/>
+      </w:pPr>
+      <w:r>
+        <w:rPr>
+          <w:rFonts w:ascii="맑은 고딕" w:cs="맑은 고딕" w:eastAsia="맑은 고딕" w:hAnsi="맑은 고딕"/>
+          <w:color w:val="1A1A1A"/>
+          <w:sz w:val="20"/>
+          <w:szCs w:val="20"/>
+        </w:rPr>
+        <w:t xml:space="preserve"/>
+      </w:r>
+    </w:p>
+    <w:p>
+      <w:pPr>
+        <w:shd w:fill="FFFFFF" w:val="clear"/>
+        <w:spacing w:after="200" w:before="440"/>
+        <w:jc w:val="center"/>
+      </w:pPr>
+      <w:r>
+        <w:rPr>
+          <w:rFonts w:ascii="맑은 고딕" w:cs="맑은 고딕" w:eastAsia="맑은 고딕" w:hAnsi="맑은 고딕"/>
+          <w:b/>
+          <w:bCs/>
+          <w:color w:val="1A1A1A"/>
+          <w:sz w:val="27"/>
+          <w:szCs w:val="27"/>
+        </w:rPr>
+        <w:t xml:space="preserve">제 4 장  연간 결산</w:t>
+      </w:r>
+      <w:r>
+        <w:rPr>
+          <w:rFonts w:ascii="맑은 고딕" w:cs="맑은 고딕" w:eastAsia="맑은 고딕" w:hAnsi="맑은 고딕"/>
+          <w:color w:val="C0D4EC"/>
+          <w:sz w:val="16"/>
+          <w:szCs w:val="16"/>
+        </w:rPr>
+        <w:t xml:space="preserve">  Annual Settlement</w:t>
+      </w:r>
+    </w:p>
+    <w:p>
+      <w:pPr>
+        <w:spacing w:after="80" w:before="0"/>
       </w:pPr>
       <w:r>
         <w:rPr>
@@ -5608,7 +5498,7 @@
           <w:sz w:val="21"/>
           <w:szCs w:val="21"/>
         </w:rPr>
-        <w:t xml:space="preserve">제 8 조 (결산 공동의회 보고)</w:t>
+        <w:t>제 8 조 (결산서 작성)</w:t>
       </w:r>
     </w:p>
     <w:p>
@@ -5624,7 +5514,7 @@
           <w:sz w:val="20"/>
           <w:szCs w:val="20"/>
         </w:rPr>
-        <w:t xml:space="preserve">① 감사를 완료한 결산서는 3월 공동의회에서 보고·승인을 받는다.</w:t>
+        <w:t xml:space="preserve">① 재정부는 매년 1월 말까지 전년도 연간 결산서(서식 FIN-F06)를 작성한다.</w:t>
       </w:r>
     </w:p>
     <w:p>
@@ -5640,7 +5530,119 @@
           <w:sz w:val="20"/>
           <w:szCs w:val="20"/>
         </w:rPr>
-        <w:t xml:space="preserve">② 공동의회 보고 후 결산서 요약본을 교인에게 배포하거나 게시판에 공고한다.</w:t>
+        <w:t xml:space="preserve">② 결산서에는 다음 항목이 포함되어야 한다.</w:t>
+      </w:r>
+    </w:p>
+    <w:p>
+      <w:pPr>
+        <w:spacing w:after="22" w:before="20"/>
+        <w:ind w:left="720" w:hanging="360"/>
+        <w:jc w:val="both"/>
+      </w:pPr>
+      <w:r>
+        <w:rPr>
+          <w:rFonts w:ascii="맑은 고딕" w:cs="맑은 고딕" w:eastAsia="맑은 고딕" w:hAnsi="맑은 고딕"/>
+          <w:color w:val="1A1A1A"/>
+          <w:sz w:val="20"/>
+          <w:szCs w:val="20"/>
+        </w:rPr>
+        <w:t xml:space="preserve">1. 수입 결산 — 항목별 예산액·결산액·증감액·비고</w:t>
+      </w:r>
+    </w:p>
+    <w:p>
+      <w:pPr>
+        <w:spacing w:after="22" w:before="20"/>
+        <w:ind w:left="720" w:hanging="360"/>
+        <w:jc w:val="both"/>
+      </w:pPr>
+      <w:r>
+        <w:rPr>
+          <w:rFonts w:ascii="맑은 고딕" w:cs="맑은 고딕" w:eastAsia="맑은 고딕" w:hAnsi="맑은 고딕"/>
+          <w:color w:val="1A1A1A"/>
+          <w:sz w:val="20"/>
+          <w:szCs w:val="20"/>
+        </w:rPr>
+        <w:t xml:space="preserve">2. 지출 결산 — 항목별 예산액·결산액·집행률·비고</w:t>
+      </w:r>
+    </w:p>
+    <w:p>
+      <w:pPr>
+        <w:spacing w:after="22" w:before="20"/>
+        <w:ind w:left="720" w:hanging="360"/>
+        <w:jc w:val="both"/>
+      </w:pPr>
+      <w:r>
+        <w:rPr>
+          <w:rFonts w:ascii="맑은 고딕" w:cs="맑은 고딕" w:eastAsia="맑은 고딕" w:hAnsi="맑은 고딕"/>
+          <w:color w:val="1A1A1A"/>
+          <w:sz w:val="20"/>
+          <w:szCs w:val="20"/>
+        </w:rPr>
+        <w:t xml:space="preserve">3. 전기 이월액 및 차기 이월액</w:t>
+      </w:r>
+    </w:p>
+    <w:p>
+      <w:pPr>
+        <w:spacing w:after="22" w:before="20"/>
+        <w:ind w:left="720" w:hanging="360"/>
+        <w:jc w:val="both"/>
+      </w:pPr>
+      <w:r>
+        <w:rPr>
+          <w:rFonts w:ascii="맑은 고딕" w:cs="맑은 고딕" w:eastAsia="맑은 고딕" w:hAnsi="맑은 고딕"/>
+          <w:color w:val="1A1A1A"/>
+          <w:sz w:val="20"/>
+          <w:szCs w:val="20"/>
+        </w:rPr>
+        <w:t xml:space="preserve">4. 은행 잔액 증명서 첨부</w:t>
+      </w:r>
+    </w:p>
+    <w:p>
+      <w:pPr>
+        <w:spacing w:after="22" w:before="20"/>
+        <w:ind w:left="720" w:hanging="360"/>
+        <w:jc w:val="both"/>
+      </w:pPr>
+      <w:r>
+        <w:rPr>
+          <w:rFonts w:ascii="맑은 고딕" w:cs="맑은 고딕" w:eastAsia="맑은 고딕" w:hAnsi="맑은 고딕"/>
+          <w:color w:val="1A1A1A"/>
+          <w:sz w:val="20"/>
+          <w:szCs w:val="20"/>
+        </w:rPr>
+        <w:t xml:space="preserve">5. 재정부장 서명</w:t>
+      </w:r>
+    </w:p>
+    <w:p>
+      <w:pPr>
+        <w:spacing w:after="22" w:before="20"/>
+        <w:ind w:left="720" w:hanging="360"/>
+        <w:jc w:val="both"/>
+      </w:pPr>
+      <w:r>
+        <w:rPr>
+          <w:rFonts w:ascii="맑은 고딕" w:cs="맑은 고딕" w:eastAsia="맑은 고딕" w:hAnsi="맑은 고딕"/>
+          <w:color w:val="1A1A1A"/>
+          <w:sz w:val="20"/>
+          <w:szCs w:val="20"/>
+        </w:rPr>
+        <w:t>6. 재무 상태 현황 — 자산·부채 현황 및 동산·부동산 현황</w:t>
+      </w:r>
+    </w:p>
+    <w:p>
+      <w:pPr>
+        <w:spacing w:after="44" w:before="40"/>
+        <w:ind w:left="360" w:hanging="360"/>
+        <w:jc w:val="both"/>
+      </w:pPr>
+      <w:r>
+        <w:rPr>
+          <w:rFonts w:ascii="맑은 고딕" w:cs="맑은 고딕" w:eastAsia="맑은 고딕" w:hAnsi="맑은 고딕"/>
+          <w:color w:val="1A1A1A"/>
+          <w:sz w:val="20"/>
+          <w:szCs w:val="20"/>
+        </w:rPr>
+        <w:t xml:space="preserve">③ 결산서 초안은 감사위원회에 제출하여 감사를 받는다.</w:t>
       </w:r>
     </w:p>
     <w:p>
@@ -5671,7 +5673,70 @@
           <w:sz w:val="21"/>
           <w:szCs w:val="21"/>
         </w:rPr>
-        <w:t xml:space="preserve">제 9 조 (재정 서류 보존 기간)</w:t>
+        <w:t>제 9 조 (결산 공동의회 보고)</w:t>
+      </w:r>
+    </w:p>
+    <w:p>
+      <w:pPr>
+        <w:spacing w:after="44" w:before="40"/>
+        <w:ind w:left="360" w:hanging="360"/>
+        <w:jc w:val="both"/>
+      </w:pPr>
+      <w:r>
+        <w:rPr>
+          <w:rFonts w:ascii="맑은 고딕" w:cs="맑은 고딕" w:eastAsia="맑은 고딕" w:hAnsi="맑은 고딕"/>
+          <w:color w:val="1A1A1A"/>
+          <w:sz w:val="20"/>
+          <w:szCs w:val="20"/>
+        </w:rPr>
+        <w:t xml:space="preserve">① 감사를 완료한 결산서는 3월 공동의회에서 보고·승인을 받는다.</w:t>
+      </w:r>
+    </w:p>
+    <w:p>
+      <w:pPr>
+        <w:spacing w:after="44" w:before="40"/>
+        <w:ind w:left="360" w:hanging="360"/>
+        <w:jc w:val="both"/>
+      </w:pPr>
+      <w:r>
+        <w:rPr>
+          <w:rFonts w:ascii="맑은 고딕" w:cs="맑은 고딕" w:eastAsia="맑은 고딕" w:hAnsi="맑은 고딕"/>
+          <w:color w:val="1A1A1A"/>
+          <w:sz w:val="20"/>
+          <w:szCs w:val="20"/>
+        </w:rPr>
+        <w:t xml:space="preserve">② 공동의회 보고 후 결산서 요약본을 교인에게 배포하거나 게시판에 공고한다.</w:t>
+      </w:r>
+    </w:p>
+    <w:p>
+      <w:pPr>
+        <w:spacing w:after="40" w:before="0"/>
+      </w:pPr>
+      <w:r>
+        <w:rPr>
+          <w:rFonts w:ascii="맑은 고딕" w:cs="맑은 고딕" w:eastAsia="맑은 고딕" w:hAnsi="맑은 고딕"/>
+          <w:color w:val="1A1A1A"/>
+          <w:sz w:val="20"/>
+          <w:szCs w:val="20"/>
+        </w:rPr>
+        <w:t xml:space="preserve"/>
+      </w:r>
+    </w:p>
+    <w:p>
+      <w:pPr>
+        <w:spacing w:after="60" w:before="260"/>
+        <w:ind w:left="180"/>
+      </w:pPr>
+      <w:r>
+        <w:rPr>
+          <w:rFonts w:ascii="맑은 고딕" w:cs="맑은 고딕" w:eastAsia="맑은 고딕" w:hAnsi="맑은 고딕"/>
+          <w:b/>
+          <w:bCs/>
+          <w:color w:val="1A3A5C"/>
+          <w:sz w:val="21"/>
+          <w:szCs w:val="21"/>
+        </w:rPr>
+        <w:t>제 10 조 (재정 서류 보존 기간)</w:t>
       </w:r>
     </w:p>
     <w:p>
@@ -7209,7 +7274,7 @@
           <w:sz w:val="20"/>
           <w:szCs w:val="20"/>
         </w:rPr>
-        <w:t xml:space="preserve">1. 정기 감사 — 연 1회(1~2월), 전년도 재정 전체를 대상으로 한다.</w:t>
+        <w:t>1. 정기 감사 — 분기 1회(매 분기 종료 후 1개월 이내), 해당 분기 재정 전체를 대상으로 한다.</w:t>
       </w:r>
     </w:p>
     <w:p>
@@ -7426,6 +7491,22 @@
           <w:szCs w:val="20"/>
         </w:rPr>
         <w:t xml:space="preserve">6. 월별 재정 보고서</w:t>
+      </w:r>
+    </w:p>
+    <w:p>
+      <w:pPr>
+        <w:spacing w:after="22" w:before="20"/>
+        <w:ind w:left="720" w:hanging="360"/>
+        <w:jc w:val="both"/>
+      </w:pPr>
+      <w:r>
+        <w:rPr>
+          <w:rFonts w:ascii="맑은 고딕" w:cs="맑은 고딕" w:eastAsia="맑은 고딕" w:hAnsi="맑은 고딕"/>
+          <w:color w:val="1A1A1A"/>
+          <w:sz w:val="20"/>
+          <w:szCs w:val="20"/>
+        </w:rPr>
+        <w:t>7. 재정 상태 보고서 — 자산·부채 현황 및 동산·부동산 현황 포함</w:t>
       </w:r>
     </w:p>
     <w:p>
@@ -8192,6 +8273,71 @@
           <w:szCs w:val="20"/>
         </w:rPr>
         <w:t xml:space="preserve">신규 감사위원은 임기 시작 전 ADM-101 재정 관리 규정 및 이 매뉴얼을 숙지하여야 하며, 필요 시 담임목사 또는 재정부장으로부터 업무 설명을 받는다.</w:t>
+      </w:r>
+    </w:p>
+    <w:p>
+      <w:pPr>
+        <w:spacing w:after="60" w:before="260"/>
+        <w:ind w:left="180"/>
+      </w:pPr>
+      <w:r>
+        <w:rPr>
+          <w:rFonts w:ascii="맑은 고딕" w:cs="맑은 고딕" w:eastAsia="맑은 고딕" w:hAnsi="맑은 고딕"/>
+          <w:b/>
+          <w:bCs/>
+          <w:color w:val="1A3A5C"/>
+          <w:sz w:val="21"/>
+          <w:szCs w:val="21"/>
+        </w:rPr>
+        <w:t>제 11 조 (재건축 대출 업무 지원)</w:t>
+      </w:r>
+    </w:p>
+    <w:p>
+      <w:pPr>
+        <w:spacing w:after="44" w:before="40"/>
+        <w:ind w:left="360" w:hanging="360"/>
+        <w:jc w:val="both"/>
+      </w:pPr>
+      <w:r>
+        <w:rPr>
+          <w:rFonts w:ascii="맑은 고딕" w:cs="맑은 고딕" w:eastAsia="맑은 고딕" w:hAnsi="맑은 고딕"/>
+          <w:color w:val="1A1A1A"/>
+          <w:sz w:val="20"/>
+          <w:szCs w:val="20"/>
+        </w:rPr>
+        <w:t>① 재정부는 교회 재건축과 관련한 대출 업무 추진 시 필요한 재무서류(대출 신청서류, 재무제표, 상환계획서 등)를 작성하여 지원한다.</w:t>
+      </w:r>
+    </w:p>
+    <w:p>
+      <w:pPr>
+        <w:spacing w:after="44" w:before="40"/>
+        <w:ind w:left="360" w:hanging="360"/>
+        <w:jc w:val="both"/>
+      </w:pPr>
+      <w:r>
+        <w:rPr>
+          <w:rFonts w:ascii="맑은 고딕" w:cs="맑은 고딕" w:eastAsia="맑은 고딕" w:hAnsi="맑은 고딕"/>
+          <w:color w:val="1A1A1A"/>
+          <w:sz w:val="20"/>
+          <w:szCs w:val="20"/>
+        </w:rPr>
+        <w:t>② 재정부는 대출 관련 서류 일체를 체계적으로 관리·보관한다.</w:t>
+      </w:r>
+    </w:p>
+    <w:p>
+      <w:pPr>
+        <w:spacing w:after="44" w:before="40"/>
+        <w:ind w:left="360" w:hanging="360"/>
+        <w:jc w:val="both"/>
+      </w:pPr>
+      <w:r>
+        <w:rPr>
+          <w:rFonts w:ascii="맑은 고딕" w:cs="맑은 고딕" w:eastAsia="맑은 고딕" w:hAnsi="맑은 고딕"/>
+          <w:color w:val="1A1A1A"/>
+          <w:sz w:val="20"/>
+          <w:szCs w:val="20"/>
+        </w:rPr>
+        <w:t>③ 본 업무는 수시로 발생하며, 담당은 재정부로 한다.</w:t>
       </w:r>
     </w:p>
     <w:p>

--- a/DB/재정부/FIN_재정부매뉴얼_201-203_사랑과평안의교회.docx
+++ b/DB/재정부/FIN_재정부매뉴얼_201-203_사랑과평안의교회.docx
@@ -698,14 +698,15 @@
             <w:tcW w:type="dxa" w:w="3023"/>
           </w:tcPr>
           <w:p>
-            <w:r/>
+            <w:r>
+              <w:t>반기</w:t>
+            </w:r>
             <w:r>
               <w:rPr>
                 <w:rFonts w:ascii="맑은 고딕" w:hAnsi="맑은 고딕"/>
                 <w:b w:val="0"/>
                 <w:sz w:val="20"/>
               </w:rPr>
-              <w:t>분기</w:t>
             </w:r>
           </w:p>
         </w:tc>
@@ -3506,7 +3507,7 @@
                 <w:sz w:val="18"/>
                 <w:szCs w:val="18"/>
               </w:rPr>
-              <w:t xml:space="preserve">—</w:t>
+              <w:t>말미 [개정 이력] 표 참조</w:t>
             </w:r>
           </w:p>
         </w:tc>
@@ -7035,7 +7036,7 @@
                 <w:sz w:val="18"/>
                 <w:szCs w:val="18"/>
               </w:rPr>
-              <w:t xml:space="preserve">—</w:t>
+              <w:t>말미 [개정 이력] 표 참조</w:t>
             </w:r>
           </w:p>
         </w:tc>
@@ -7274,7 +7275,7 @@
           <w:sz w:val="20"/>
           <w:szCs w:val="20"/>
         </w:rPr>
-        <w:t>1. 정기 감사 — 분기 1회(매 분기 종료 후 1개월 이내), 해당 분기 재정 전체를 대상으로 한다.</w:t>
+        <w:t>1. 정기 감사 — 반기 1회(매 반기 종료 후 1개월 이내), 해당 반기 재정 전체를 대상으로 한다.</w:t>
       </w:r>
     </w:p>
     <w:p>
@@ -7306,7 +7307,7 @@
           <w:sz w:val="20"/>
           <w:szCs w:val="20"/>
         </w:rPr>
-        <w:t xml:space="preserve">3. 중간 점검 — 감사위원이 자발적으로 반기 1회 서류를 점검할 수 있다.</w:t>
+        <w:t>3. 중간 점검 — 감사위원이 자발적으로 수시로 서류를 점검할 수 있다.</w:t>
       </w:r>
     </w:p>
     <w:p>
@@ -7410,7 +7411,7 @@
           <w:sz w:val="20"/>
           <w:szCs w:val="20"/>
         </w:rPr>
-        <w:t xml:space="preserve">1. 연간 결산서 초안 (서식 FIN-F06)</w:t>
+        <w:t>1. 해당 반기 결산서 초안 (서식 FIN-F06)</w:t>
       </w:r>
     </w:p>
     <w:p>
@@ -7458,7 +7459,7 @@
           <w:sz w:val="20"/>
           <w:szCs w:val="20"/>
         </w:rPr>
-        <w:t xml:space="preserve">4. 은행 거래 내역서 (12개월)</w:t>
+        <w:t>4. 은행 거래 내역서 (해당 반기)</w:t>
       </w:r>
     </w:p>
     <w:p>

--- a/DB/재정부/FIN_재정부매뉴얼_201-203_사랑과평안의교회.docx
+++ b/DB/재정부/FIN_재정부매뉴얼_201-203_사랑과평안의교회.docx
@@ -5515,7 +5515,7 @@
           <w:sz w:val="20"/>
           <w:szCs w:val="20"/>
         </w:rPr>
-        <w:t xml:space="preserve">① 재정부는 매년 1월 말까지 전년도 연간 결산서(서식 FIN-F06)를 작성한다.</w:t>
+        <w:t>① 재정부는 회계연도 종료 후 12월 말까지 해당 회계연도 결산서(서식 FIN-F06)를 작성한다.</w:t>
       </w:r>
     </w:p>
     <w:p>
@@ -5690,7 +5690,7 @@
           <w:sz w:val="20"/>
           <w:szCs w:val="20"/>
         </w:rPr>
-        <w:t xml:space="preserve">① 감사를 완료한 결산서는 3월 공동의회에서 보고·승인을 받는다.</w:t>
+        <w:t>① 감사를 완료한 결산서는 1월 공동의회에서 보고·승인을 받는다.</w:t>
       </w:r>
     </w:p>
     <w:p>

--- a/DB/재정부/FIN_재정부매뉴얼_201-203_사랑과평안의교회.docx
+++ b/DB/재정부/FIN_재정부매뉴얼_201-203_사랑과평안의교회.docx
@@ -2857,7 +2857,7 @@
           <w:sz w:val="20"/>
           <w:szCs w:val="20"/>
         </w:rPr>
-        <w:t xml:space="preserve">① 기부금 영수증은 매년 1월 중 전년도 헌금 실적을 기준으로 일괄 발급한다.</w:t>
+        <w:t>① 기부금 영수증은 전년도(1월~12월) 헌금 실적을 기준으로 발급한다.</w:t>
       </w:r>
     </w:p>
     <w:p>
@@ -2873,7 +2873,7 @@
           <w:sz w:val="20"/>
           <w:szCs w:val="20"/>
         </w:rPr>
-        <w:t xml:space="preserve">② 발급 신청 기간: 매년 1월 1일 ~ 1월 20일 (서식 FIN-F03 제출)</w:t>
+        <w:t>② 발급 신청 기간: 매년 1월 1일 ~ 2월 말일 (서식 FIN-F03 제출)</w:t>
       </w:r>
     </w:p>
     <w:p>

--- a/DB/재정부/FIN_재정부매뉴얼_201-203_사랑과평안의교회.docx
+++ b/DB/재정부/FIN_재정부매뉴얼_201-203_사랑과평안의교회.docx
@@ -284,7 +284,7 @@
                 <w:sz w:val="18"/>
                 <w:szCs w:val="18"/>
               </w:rPr>
-              <w:t xml:space="preserve">관 련 규 정</w:t>
+              <w:t>관 련 부 서</w:t>
             </w:r>
           </w:p>
         </w:tc>
@@ -312,7 +312,7 @@
                 <w:sz w:val="18"/>
                 <w:szCs w:val="18"/>
               </w:rPr>
-              <w:t xml:space="preserve">ADM-101 재정 관리 규정</w:t>
+              <w:t>재정부  |  전 부서</w:t>
             </w:r>
           </w:p>
         </w:tc>
@@ -3351,7 +3351,7 @@
                 <w:sz w:val="18"/>
                 <w:szCs w:val="18"/>
               </w:rPr>
-              <w:t xml:space="preserve">관 련 규 정</w:t>
+              <w:t>관 련 부 서</w:t>
             </w:r>
           </w:p>
         </w:tc>
@@ -3379,7 +3379,7 @@
                 <w:sz w:val="18"/>
                 <w:szCs w:val="18"/>
               </w:rPr>
-              <w:t xml:space="preserve">ADM-101 재정 관리 규정</w:t>
+              <w:t>재정부  |  전 부서</w:t>
             </w:r>
           </w:p>
         </w:tc>
@@ -6880,7 +6880,7 @@
                 <w:sz w:val="18"/>
                 <w:szCs w:val="18"/>
               </w:rPr>
-              <w:t xml:space="preserve">관 련 규 정</w:t>
+              <w:t>관 련 부 서</w:t>
             </w:r>
           </w:p>
         </w:tc>
@@ -6908,7 +6908,7 @@
                 <w:sz w:val="18"/>
                 <w:szCs w:val="18"/>
               </w:rPr>
-              <w:t xml:space="preserve">ADM-101 재정 관리 규정</w:t>
+              <w:t>재정부  |  전 부서</w:t>
             </w:r>
           </w:p>
         </w:tc>

--- a/DB/재정부/FIN_재정부매뉴얼_201-203_사랑과평안의교회.docx
+++ b/DB/재정부/FIN_재정부매뉴얼_201-203_사랑과평안의교회.docx
@@ -6502,6 +6502,97 @@
     </w:tbl>
     <w:p>
       <w:pPr>
+        <w:shd w:fill="FFFFFF" w:val="clear"/>
+        <w:spacing w:after="200" w:before="440"/>
+        <w:jc w:val="center"/>
+      </w:pPr>
+      <w:r>
+        <w:rPr>
+          <w:rFonts w:ascii="맑은 고딕" w:cs="맑은 고딕" w:eastAsia="맑은 고딕" w:hAnsi="맑은 고딕"/>
+          <w:b/>
+          <w:bCs/>
+          <w:color w:val="1A1A1A"/>
+          <w:sz w:val="27"/>
+          <w:szCs w:val="27"/>
+        </w:rPr>
+        <w:t>제 5 장  특수 재정 업무  Special Finance Tasks</w:t>
+      </w:r>
+      <w:r>
+        <w:rPr>
+          <w:rFonts w:ascii="맑은 고딕" w:cs="맑은 고딕" w:eastAsia="맑은 고딕" w:hAnsi="맑은 고딕"/>
+          <w:color w:val="C0D4EC"/>
+          <w:sz w:val="16"/>
+          <w:szCs w:val="16"/>
+        </w:rPr>
+      </w:r>
+    </w:p>
+    <w:p>
+      <w:pPr>
+        <w:spacing w:after="60" w:before="260"/>
+        <w:ind w:left="180"/>
+      </w:pPr>
+      <w:r>
+        <w:rPr>
+          <w:rFonts w:ascii="맑은 고딕" w:cs="맑은 고딕" w:eastAsia="맑은 고딕" w:hAnsi="맑은 고딕"/>
+          <w:b/>
+          <w:bCs/>
+          <w:color w:val="1A3A5C"/>
+          <w:sz w:val="21"/>
+          <w:szCs w:val="21"/>
+        </w:rPr>
+        <w:t>제 11 조 (재건축 대출 업무 지원)</w:t>
+      </w:r>
+    </w:p>
+    <w:p>
+      <w:pPr>
+        <w:spacing w:after="44" w:before="40"/>
+        <w:ind w:left="360" w:hanging="360"/>
+        <w:jc w:val="both"/>
+      </w:pPr>
+      <w:r>
+        <w:rPr>
+          <w:rFonts w:ascii="맑은 고딕" w:cs="맑은 고딕" w:eastAsia="맑은 고딕" w:hAnsi="맑은 고딕"/>
+          <w:color w:val="1A1A1A"/>
+          <w:sz w:val="20"/>
+          <w:szCs w:val="20"/>
+        </w:rPr>
+        <w:t>① 재정부는 교회 재건축과 관련한 대출 업무 추진 시 필요한 재무서류(대출 신청서류, 재무제표, 상환계획서 등)를 작성하여 지원한다.</w:t>
+      </w:r>
+    </w:p>
+    <w:p>
+      <w:pPr>
+        <w:spacing w:after="44" w:before="40"/>
+        <w:ind w:left="360" w:hanging="360"/>
+        <w:jc w:val="both"/>
+      </w:pPr>
+      <w:r>
+        <w:rPr>
+          <w:rFonts w:ascii="맑은 고딕" w:cs="맑은 고딕" w:eastAsia="맑은 고딕" w:hAnsi="맑은 고딕"/>
+          <w:color w:val="1A1A1A"/>
+          <w:sz w:val="20"/>
+          <w:szCs w:val="20"/>
+        </w:rPr>
+        <w:t>② 재정부는 대출 관련 서류 일체를 체계적으로 관리·보관한다.</w:t>
+      </w:r>
+    </w:p>
+    <w:p>
+      <w:pPr>
+        <w:spacing w:after="44" w:before="40"/>
+        <w:ind w:left="360" w:hanging="360"/>
+        <w:jc w:val="both"/>
+      </w:pPr>
+      <w:r>
+        <w:rPr>
+          <w:rFonts w:ascii="맑은 고딕" w:cs="맑은 고딕" w:eastAsia="맑은 고딕" w:hAnsi="맑은 고딕"/>
+          <w:color w:val="1A1A1A"/>
+          <w:sz w:val="20"/>
+          <w:szCs w:val="20"/>
+        </w:rPr>
+        <w:t>③ 본 업무는 수시로 발생하며, 담당은 재정부로 한다.</w:t>
+      </w:r>
+    </w:p>
+    <w:p>
+      <w:pPr>
         <w:spacing w:after="200" w:before="0"/>
       </w:pPr>
       <w:r>
@@ -8274,71 +8365,6 @@
           <w:szCs w:val="20"/>
         </w:rPr>
         <w:t xml:space="preserve">신규 감사위원은 임기 시작 전 ADM-101 재정 관리 규정 및 이 매뉴얼을 숙지하여야 하며, 필요 시 담임목사 또는 재정부장으로부터 업무 설명을 받는다.</w:t>
-      </w:r>
-    </w:p>
-    <w:p>
-      <w:pPr>
-        <w:spacing w:after="60" w:before="260"/>
-        <w:ind w:left="180"/>
-      </w:pPr>
-      <w:r>
-        <w:rPr>
-          <w:rFonts w:ascii="맑은 고딕" w:cs="맑은 고딕" w:eastAsia="맑은 고딕" w:hAnsi="맑은 고딕"/>
-          <w:b/>
-          <w:bCs/>
-          <w:color w:val="1A3A5C"/>
-          <w:sz w:val="21"/>
-          <w:szCs w:val="21"/>
-        </w:rPr>
-        <w:t>제 11 조 (재건축 대출 업무 지원)</w:t>
-      </w:r>
-    </w:p>
-    <w:p>
-      <w:pPr>
-        <w:spacing w:after="44" w:before="40"/>
-        <w:ind w:left="360" w:hanging="360"/>
-        <w:jc w:val="both"/>
-      </w:pPr>
-      <w:r>
-        <w:rPr>
-          <w:rFonts w:ascii="맑은 고딕" w:cs="맑은 고딕" w:eastAsia="맑은 고딕" w:hAnsi="맑은 고딕"/>
-          <w:color w:val="1A1A1A"/>
-          <w:sz w:val="20"/>
-          <w:szCs w:val="20"/>
-        </w:rPr>
-        <w:t>① 재정부는 교회 재건축과 관련한 대출 업무 추진 시 필요한 재무서류(대출 신청서류, 재무제표, 상환계획서 등)를 작성하여 지원한다.</w:t>
-      </w:r>
-    </w:p>
-    <w:p>
-      <w:pPr>
-        <w:spacing w:after="44" w:before="40"/>
-        <w:ind w:left="360" w:hanging="360"/>
-        <w:jc w:val="both"/>
-      </w:pPr>
-      <w:r>
-        <w:rPr>
-          <w:rFonts w:ascii="맑은 고딕" w:cs="맑은 고딕" w:eastAsia="맑은 고딕" w:hAnsi="맑은 고딕"/>
-          <w:color w:val="1A1A1A"/>
-          <w:sz w:val="20"/>
-          <w:szCs w:val="20"/>
-        </w:rPr>
-        <w:t>② 재정부는 대출 관련 서류 일체를 체계적으로 관리·보관한다.</w:t>
-      </w:r>
-    </w:p>
-    <w:p>
-      <w:pPr>
-        <w:spacing w:after="44" w:before="40"/>
-        <w:ind w:left="360" w:hanging="360"/>
-        <w:jc w:val="both"/>
-      </w:pPr>
-      <w:r>
-        <w:rPr>
-          <w:rFonts w:ascii="맑은 고딕" w:cs="맑은 고딕" w:eastAsia="맑은 고딕" w:hAnsi="맑은 고딕"/>
-          <w:color w:val="1A1A1A"/>
-          <w:sz w:val="20"/>
-          <w:szCs w:val="20"/>
-        </w:rPr>
-        <w:t>③ 본 업무는 수시로 발생하며, 담당은 재정부로 한다.</w:t>
       </w:r>
     </w:p>
     <w:p>
